--- a/public/4. Phiếu thông tin Lý lịch NCS.docx
+++ b/public/4. Phiếu thông tin Lý lịch NCS.docx
@@ -1,6 +1,6 @@
 
 <file path=word/document.xml><?xml version="1.0" encoding="utf-8"?>
-<w:document xmlns:ns1="http://schemas.openxmlformats.org/markup-compatibility/2006" xmlns:ns2="http://schemas.openxmlformats.org/drawingml/2006/wordprocessingDrawing" xmlns:ns3="http://schemas.microsoft.com/office/word/2010/wordprocessingDrawing" xmlns:ns4="http://schemas.openxmlformats.org/drawingml/2006/main" xmlns:ns5="http://schemas.microsoft.com/office/word/2010/wordprocessingShape" xmlns:ns6="urn:schemas-microsoft-com:vml" xmlns:ns7="http://schemas.microsoft.com/office/word/2010/wordml" xmlns:ns8="urn:schemas-microsoft-com:office:office" xmlns:ns9="http://schemas.openxmlformats.org/officeDocument/2006/relationships" xmlns:w="http://schemas.openxmlformats.org/wordprocessingml/2006/main" ns1:Ignorable="w14 w15 w16se wp14">
+<w:document xmlns:wpc="http://schemas.microsoft.com/office/word/2010/wordprocessingCanvas" xmlns:cx="http://schemas.microsoft.com/office/drawing/2014/chartex" xmlns:mc="http://schemas.openxmlformats.org/markup-compatibility/2006" xmlns:o="urn:schemas-microsoft-com:office:office" xmlns:r="http://schemas.openxmlformats.org/officeDocument/2006/relationships" xmlns:m="http://schemas.openxmlformats.org/officeDocument/2006/math" xmlns:v="urn:schemas-microsoft-com:vml" xmlns:wp14="http://schemas.microsoft.com/office/word/2010/wordprocessingDrawing" xmlns:wp="http://schemas.openxmlformats.org/drawingml/2006/wordprocessingDrawing" xmlns:w10="urn:schemas-microsoft-com:office:word" xmlns:w="http://schemas.openxmlformats.org/wordprocessingml/2006/main" xmlns:w14="http://schemas.microsoft.com/office/word/2010/wordml" xmlns:w15="http://schemas.microsoft.com/office/word/2012/wordml" xmlns:w16se="http://schemas.microsoft.com/office/word/2015/wordml/symex" xmlns:wpg="http://schemas.microsoft.com/office/word/2010/wordprocessingGroup" xmlns:wpi="http://schemas.microsoft.com/office/word/2010/wordprocessingInk" xmlns:wne="http://schemas.microsoft.com/office/word/2006/wordml" xmlns:wps="http://schemas.microsoft.com/office/word/2010/wordprocessingShape" mc:Ignorable="w14 w15 w16se wp14">
   <w:body>
     <w:tbl>
       <w:tblPr>
@@ -215,73 +215,73 @@
                 <w:sz w:val="26"/>
                 <w:szCs w:val="26"/>
               </w:rPr>
-              <ns1:AlternateContent>
-                <ns1:Choice Requires="wps">
+              <mc:AlternateContent>
+                <mc:Choice Requires="wps">
                   <w:drawing>
-                    <ns2:anchor distT="0" distB="0" distL="114300" distR="114300" simplePos="0" relativeHeight="251670016" behindDoc="0" locked="0" layoutInCell="1" allowOverlap="1" ns3:anchorId="2D5A80FA" ns3:editId="0412D4A2">
-                      <ns2:simplePos x="0" y="0"/>
-                      <ns2:positionH relativeFrom="column">
-                        <ns2:posOffset>583663</ns2:posOffset>
-                      </ns2:positionH>
-                      <ns2:positionV relativeFrom="paragraph">
-                        <ns2:posOffset>12700</ns2:posOffset>
-                      </ns2:positionV>
-                      <ns2:extent cx="1571625" cy="0"/>
-                      <ns2:effectExtent l="0" t="0" r="0" b="0"/>
-                      <ns2:wrapNone/>
-                      <ns2:docPr id="1" name="Đường kết nối Thẳng 1"/>
-                      <ns2:cNvGraphicFramePr/>
-                      <ns4:graphic>
-                        <ns4:graphicData uri="http://schemas.microsoft.com/office/word/2010/wordprocessingShape">
-                          <ns5:wsp>
-                            <ns5:cNvCnPr/>
-                            <ns5:spPr>
-                              <ns4:xfrm>
-                                <ns4:off x="0" y="0"/>
-                                <ns4:ext cx="1571625" cy="0"/>
-                              </ns4:xfrm>
-                              <ns4:prstGeom prst="line">
-                                <ns4:avLst/>
-                              </ns4:prstGeom>
-                              <ns4:ln>
-                                <ns4:solidFill>
-                                  <ns4:schemeClr val="tx1"/>
-                                </ns4:solidFill>
-                              </ns4:ln>
-                            </ns5:spPr>
-                            <ns5:style>
-                              <ns4:lnRef idx="1">
-                                <ns4:schemeClr val="accent1"/>
-                              </ns4:lnRef>
-                              <ns4:fillRef idx="0">
-                                <ns4:schemeClr val="accent1"/>
-                              </ns4:fillRef>
-                              <ns4:effectRef idx="0">
-                                <ns4:schemeClr val="accent1"/>
-                              </ns4:effectRef>
-                              <ns4:fontRef idx="minor">
-                                <ns4:schemeClr val="tx1"/>
-                              </ns4:fontRef>
-                            </ns5:style>
-                            <ns5:bodyPr/>
-                          </ns5:wsp>
-                        </ns4:graphicData>
-                      </ns4:graphic>
-                      <ns3:sizeRelH relativeFrom="margin">
-                        <ns3:pctWidth>0</ns3:pctWidth>
-                      </ns3:sizeRelH>
-                      <ns3:sizeRelV relativeFrom="margin">
-                        <ns3:pctHeight>0</ns3:pctHeight>
-                      </ns3:sizeRelV>
-                    </ns2:anchor>
+                    <wp:anchor distT="0" distB="0" distL="114300" distR="114300" simplePos="0" relativeHeight="251670016" behindDoc="0" locked="0" layoutInCell="1" allowOverlap="1" wp14:anchorId="2D5A80FA" wp14:editId="0412D4A2">
+                      <wp:simplePos x="0" y="0"/>
+                      <wp:positionH relativeFrom="column">
+                        <wp:posOffset>583663</wp:posOffset>
+                      </wp:positionH>
+                      <wp:positionV relativeFrom="paragraph">
+                        <wp:posOffset>12700</wp:posOffset>
+                      </wp:positionV>
+                      <wp:extent cx="1571625" cy="0"/>
+                      <wp:effectExtent l="0" t="0" r="0" b="0"/>
+                      <wp:wrapNone/>
+                      <wp:docPr id="1" name="Đường kết nối Thẳng 1"/>
+                      <wp:cNvGraphicFramePr/>
+                      <a:graphic xmlns:a="http://schemas.openxmlformats.org/drawingml/2006/main">
+                        <a:graphicData uri="http://schemas.microsoft.com/office/word/2010/wordprocessingShape">
+                          <wps:wsp>
+                            <wps:cNvCnPr/>
+                            <wps:spPr>
+                              <a:xfrm>
+                                <a:off x="0" y="0"/>
+                                <a:ext cx="1571625" cy="0"/>
+                              </a:xfrm>
+                              <a:prstGeom prst="line">
+                                <a:avLst/>
+                              </a:prstGeom>
+                              <a:ln>
+                                <a:solidFill>
+                                  <a:schemeClr val="tx1"/>
+                                </a:solidFill>
+                              </a:ln>
+                            </wps:spPr>
+                            <wps:style>
+                              <a:lnRef idx="1">
+                                <a:schemeClr val="accent1"/>
+                              </a:lnRef>
+                              <a:fillRef idx="0">
+                                <a:schemeClr val="accent1"/>
+                              </a:fillRef>
+                              <a:effectRef idx="0">
+                                <a:schemeClr val="accent1"/>
+                              </a:effectRef>
+                              <a:fontRef idx="minor">
+                                <a:schemeClr val="tx1"/>
+                              </a:fontRef>
+                            </wps:style>
+                            <wps:bodyPr/>
+                          </wps:wsp>
+                        </a:graphicData>
+                      </a:graphic>
+                      <wp14:sizeRelH relativeFrom="margin">
+                        <wp14:pctWidth>0</wp14:pctWidth>
+                      </wp14:sizeRelH>
+                      <wp14:sizeRelV relativeFrom="margin">
+                        <wp14:pctHeight>0</wp14:pctHeight>
+                      </wp14:sizeRelV>
+                    </wp:anchor>
                   </w:drawing>
-                </ns1:Choice>
-                <ns1:Fallback>
+                </mc:Choice>
+                <mc:Fallback>
                   <w:pict>
-                    <ns6:line ns7:anchorId="34A6EE26" id="Đường kết nối Thẳng 1" ns8:spid="_x0000_s1026" style="position:absolute;z-index:251670016;visibility:visible;mso-wrap-style:square;mso-width-percent:0;mso-height-percent:0;mso-wrap-distance-left:9pt;mso-wrap-distance-top:0;mso-wrap-distance-right:9pt;mso-wrap-distance-bottom:0;mso-position-horizontal:absolute;mso-position-horizontal-relative:text;mso-position-vertical:absolute;mso-position-vertical-relative:text;mso-width-percent:0;mso-height-percent:0;mso-width-relative:margin;mso-height-relative:margin" from="45.95pt,1pt" to="169.7pt,1pt" ns8:gfxdata="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" strokecolor="black [3213]"/>
+                    <v:line w14:anchorId="34A6EE26" id="Đường kết nối Thẳng 1" o:spid="_x0000_s1026" style="position:absolute;z-index:251670016;visibility:visible;mso-wrap-style:square;mso-width-percent:0;mso-height-percent:0;mso-wrap-distance-left:9pt;mso-wrap-distance-top:0;mso-wrap-distance-right:9pt;mso-wrap-distance-bottom:0;mso-position-horizontal:absolute;mso-position-horizontal-relative:text;mso-position-vertical:absolute;mso-position-vertical-relative:text;mso-width-percent:0;mso-height-percent:0;mso-width-relative:margin;mso-height-relative:margin" from="45.95pt,1pt" to="169.7pt,1pt" o:gfxdata="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" strokecolor="black [3213]"/>
                   </w:pict>
-                </ns1:Fallback>
-              </ns1:AlternateContent>
+                </mc:Fallback>
+              </mc:AlternateContent>
             </w:r>
           </w:p>
           <w:p>
@@ -326,8 +326,48 @@
             <w:r>
               <w:rPr>
                 <w:rFonts w:ascii="Times New Roman" w:hAnsi="Times New Roman"/>
-              </w:rPr>
-              <w:t xml:space="preserve">Lớp: {className}</w:t>
+                <w:bCs/>
+                <w:color w:val="000000"/>
+                <w:spacing w:val="10"/>
+                <w:sz w:val="24"/>
+                <w:szCs w:val="24"/>
+                <w:lang w:val="vi-VN"/>
+              </w:rPr>
+              <w:t>Lớp:……………</w:t>
+            </w:r>
+            <w:r>
+              <w:rPr>
+                <w:rFonts w:ascii="Times New Roman" w:hAnsi="Times New Roman"/>
+                <w:bCs/>
+                <w:color w:val="000000"/>
+                <w:spacing w:val="10"/>
+                <w:sz w:val="24"/>
+                <w:szCs w:val="24"/>
+              </w:rPr>
+              <w:t>…..</w:t>
+            </w:r>
+            <w:r>
+              <w:rPr>
+                <w:rFonts w:ascii="Times New Roman" w:hAnsi="Times New Roman"/>
+                <w:bCs/>
+                <w:color w:val="000000"/>
+                <w:spacing w:val="10"/>
+                <w:sz w:val="24"/>
+                <w:szCs w:val="24"/>
+                <w:lang w:val="vi-VN"/>
+              </w:rPr>
+              <w:t>……</w:t>
+            </w:r>
+            <w:r>
+              <w:rPr>
+                <w:rFonts w:ascii="Times New Roman" w:hAnsi="Times New Roman"/>
+                <w:bCs/>
+                <w:color w:val="000000"/>
+                <w:spacing w:val="10"/>
+                <w:sz w:val="24"/>
+                <w:szCs w:val="24"/>
+              </w:rPr>
+              <w:t>……</w:t>
             </w:r>
           </w:p>
           <w:p>
@@ -345,8 +385,48 @@
             <w:r>
               <w:rPr>
                 <w:rFonts w:ascii="Times New Roman" w:hAnsi="Times New Roman"/>
-              </w:rPr>
-              <w:t xml:space="preserve">Ngành: {major}</w:t>
+                <w:bCs/>
+                <w:color w:val="000000"/>
+                <w:spacing w:val="10"/>
+                <w:sz w:val="24"/>
+                <w:szCs w:val="24"/>
+                <w:lang w:val="vi-VN"/>
+              </w:rPr>
+              <w:t>Ngành:……………</w:t>
+            </w:r>
+            <w:r>
+              <w:rPr>
+                <w:rFonts w:ascii="Times New Roman" w:hAnsi="Times New Roman"/>
+                <w:bCs/>
+                <w:color w:val="000000"/>
+                <w:spacing w:val="10"/>
+                <w:sz w:val="24"/>
+                <w:szCs w:val="24"/>
+              </w:rPr>
+              <w:t>…..</w:t>
+            </w:r>
+            <w:r>
+              <w:rPr>
+                <w:rFonts w:ascii="Times New Roman" w:hAnsi="Times New Roman"/>
+                <w:bCs/>
+                <w:color w:val="000000"/>
+                <w:spacing w:val="10"/>
+                <w:sz w:val="24"/>
+                <w:szCs w:val="24"/>
+                <w:lang w:val="vi-VN"/>
+              </w:rPr>
+              <w:t>..…</w:t>
+            </w:r>
+            <w:r>
+              <w:rPr>
+                <w:rFonts w:ascii="Times New Roman" w:hAnsi="Times New Roman"/>
+                <w:bCs/>
+                <w:color w:val="000000"/>
+                <w:spacing w:val="10"/>
+                <w:sz w:val="24"/>
+                <w:szCs w:val="24"/>
+              </w:rPr>
+              <w:t>…</w:t>
             </w:r>
           </w:p>
           <w:p>
@@ -417,73 +497,73 @@
                 <w:sz w:val="30"/>
                 <w:szCs w:val="30"/>
               </w:rPr>
-              <ns1:AlternateContent>
-                <ns1:Choice Requires="wps">
+              <mc:AlternateContent>
+                <mc:Choice Requires="wps">
                   <w:drawing>
-                    <ns2:anchor distT="0" distB="0" distL="114300" distR="114300" simplePos="0" relativeHeight="251673088" behindDoc="0" locked="0" layoutInCell="1" allowOverlap="1" ns3:anchorId="2F31C71D" ns3:editId="23B06E3E">
-                      <ns2:simplePos x="0" y="0"/>
-                      <ns2:positionH relativeFrom="column">
-                        <ns2:posOffset>1096010</ns2:posOffset>
-                      </ns2:positionH>
-                      <ns2:positionV relativeFrom="paragraph">
-                        <ns2:posOffset>240665</ns2:posOffset>
-                      </ns2:positionV>
-                      <ns2:extent cx="3143250" cy="0"/>
-                      <ns2:effectExtent l="0" t="0" r="0" b="0"/>
-                      <ns2:wrapNone/>
-                      <ns2:docPr id="2" name="Đường kết nối Thẳng 1"/>
-                      <ns2:cNvGraphicFramePr/>
-                      <ns4:graphic>
-                        <ns4:graphicData uri="http://schemas.microsoft.com/office/word/2010/wordprocessingShape">
-                          <ns5:wsp>
-                            <ns5:cNvCnPr/>
-                            <ns5:spPr>
-                              <ns4:xfrm>
-                                <ns4:off x="0" y="0"/>
-                                <ns4:ext cx="3143250" cy="0"/>
-                              </ns4:xfrm>
-                              <ns4:prstGeom prst="line">
-                                <ns4:avLst/>
-                              </ns4:prstGeom>
-                              <ns4:ln>
-                                <ns4:solidFill>
-                                  <ns4:schemeClr val="tx1"/>
-                                </ns4:solidFill>
-                              </ns4:ln>
-                            </ns5:spPr>
-                            <ns5:style>
-                              <ns4:lnRef idx="1">
-                                <ns4:schemeClr val="accent1"/>
-                              </ns4:lnRef>
-                              <ns4:fillRef idx="0">
-                                <ns4:schemeClr val="accent1"/>
-                              </ns4:fillRef>
-                              <ns4:effectRef idx="0">
-                                <ns4:schemeClr val="accent1"/>
-                              </ns4:effectRef>
-                              <ns4:fontRef idx="minor">
-                                <ns4:schemeClr val="tx1"/>
-                              </ns4:fontRef>
-                            </ns5:style>
-                            <ns5:bodyPr/>
-                          </ns5:wsp>
-                        </ns4:graphicData>
-                      </ns4:graphic>
-                      <ns3:sizeRelH relativeFrom="margin">
-                        <ns3:pctWidth>0</ns3:pctWidth>
-                      </ns3:sizeRelH>
-                      <ns3:sizeRelV relativeFrom="margin">
-                        <ns3:pctHeight>0</ns3:pctHeight>
-                      </ns3:sizeRelV>
-                    </ns2:anchor>
+                    <wp:anchor distT="0" distB="0" distL="114300" distR="114300" simplePos="0" relativeHeight="251673088" behindDoc="0" locked="0" layoutInCell="1" allowOverlap="1" wp14:anchorId="2F31C71D" wp14:editId="23B06E3E">
+                      <wp:simplePos x="0" y="0"/>
+                      <wp:positionH relativeFrom="column">
+                        <wp:posOffset>1096010</wp:posOffset>
+                      </wp:positionH>
+                      <wp:positionV relativeFrom="paragraph">
+                        <wp:posOffset>240665</wp:posOffset>
+                      </wp:positionV>
+                      <wp:extent cx="3143250" cy="0"/>
+                      <wp:effectExtent l="0" t="0" r="0" b="0"/>
+                      <wp:wrapNone/>
+                      <wp:docPr id="2" name="Đường kết nối Thẳng 1"/>
+                      <wp:cNvGraphicFramePr/>
+                      <a:graphic xmlns:a="http://schemas.openxmlformats.org/drawingml/2006/main">
+                        <a:graphicData uri="http://schemas.microsoft.com/office/word/2010/wordprocessingShape">
+                          <wps:wsp>
+                            <wps:cNvCnPr/>
+                            <wps:spPr>
+                              <a:xfrm>
+                                <a:off x="0" y="0"/>
+                                <a:ext cx="3143250" cy="0"/>
+                              </a:xfrm>
+                              <a:prstGeom prst="line">
+                                <a:avLst/>
+                              </a:prstGeom>
+                              <a:ln>
+                                <a:solidFill>
+                                  <a:schemeClr val="tx1"/>
+                                </a:solidFill>
+                              </a:ln>
+                            </wps:spPr>
+                            <wps:style>
+                              <a:lnRef idx="1">
+                                <a:schemeClr val="accent1"/>
+                              </a:lnRef>
+                              <a:fillRef idx="0">
+                                <a:schemeClr val="accent1"/>
+                              </a:fillRef>
+                              <a:effectRef idx="0">
+                                <a:schemeClr val="accent1"/>
+                              </a:effectRef>
+                              <a:fontRef idx="minor">
+                                <a:schemeClr val="tx1"/>
+                              </a:fontRef>
+                            </wps:style>
+                            <wps:bodyPr/>
+                          </wps:wsp>
+                        </a:graphicData>
+                      </a:graphic>
+                      <wp14:sizeRelH relativeFrom="margin">
+                        <wp14:pctWidth>0</wp14:pctWidth>
+                      </wp14:sizeRelH>
+                      <wp14:sizeRelV relativeFrom="margin">
+                        <wp14:pctHeight>0</wp14:pctHeight>
+                      </wp14:sizeRelV>
+                    </wp:anchor>
                   </w:drawing>
-                </ns1:Choice>
-                <ns1:Fallback>
+                </mc:Choice>
+                <mc:Fallback xmlns:w16cid="http://schemas.microsoft.com/office/word/2016/wordml/cid" xmlns:am3d="http://schemas.microsoft.com/office/drawing/2017/model3d" xmlns:aink="http://schemas.microsoft.com/office/drawing/2016/ink" xmlns:cx8="http://schemas.microsoft.com/office/drawing/2016/5/14/chartex" xmlns:cx7="http://schemas.microsoft.com/office/drawing/2016/5/13/chartex" xmlns:cx6="http://schemas.microsoft.com/office/drawing/2016/5/12/chartex" xmlns:cx5="http://schemas.microsoft.com/office/drawing/2016/5/11/chartex" xmlns:cx4="http://schemas.microsoft.com/office/drawing/2016/5/10/chartex" xmlns:cx3="http://schemas.microsoft.com/office/drawing/2016/5/9/chartex" xmlns:cx2="http://schemas.microsoft.com/office/drawing/2015/10/21/chartex" xmlns:cx1="http://schemas.microsoft.com/office/drawing/2015/9/8/chartex">
                   <w:pict>
-                    <ns6:line ns7:anchorId="0179E34F" id="Đường kết nối Thẳng 1" ns8:spid="_x0000_s1026" style="position:absolute;z-index:251673088;visibility:visible;mso-wrap-style:square;mso-width-percent:0;mso-height-percent:0;mso-wrap-distance-left:9pt;mso-wrap-distance-top:0;mso-wrap-distance-right:9pt;mso-wrap-distance-bottom:0;mso-position-horizontal:absolute;mso-position-horizontal-relative:text;mso-position-vertical:absolute;mso-position-vertical-relative:text;mso-width-percent:0;mso-height-percent:0;mso-width-relative:margin;mso-height-relative:margin" from="86.3pt,18.95pt" to="333.8pt,18.95pt" ns8:gfxdata="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" strokecolor="black [3213]"/>
+                    <v:line w14:anchorId="0179E34F" id="Đường kết nối Thẳng 1" o:spid="_x0000_s1026" style="position:absolute;z-index:251673088;visibility:visible;mso-wrap-style:square;mso-width-percent:0;mso-height-percent:0;mso-wrap-distance-left:9pt;mso-wrap-distance-top:0;mso-wrap-distance-right:9pt;mso-wrap-distance-bottom:0;mso-position-horizontal:absolute;mso-position-horizontal-relative:text;mso-position-vertical:absolute;mso-position-vertical-relative:text;mso-width-percent:0;mso-height-percent:0;mso-width-relative:margin;mso-height-relative:margin" from="86.3pt,18.95pt" to="333.8pt,18.95pt" o:gfxdata="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" strokecolor="black [3213]"/>
                   </w:pict>
-                </ns1:Fallback>
-              </ns1:AlternateContent>
+                </mc:Fallback>
+              </mc:AlternateContent>
             </w:r>
             <w:r>
               <w:rPr>
@@ -595,10 +675,7 @@
         </w:rPr>
       </w:pPr>
       <w:r>
-        <w:rPr>
-          <w:rFonts w:ascii="Times New Roman" w:hAnsi="Times New Roman"/>
-        </w:rPr>
-        <w:t xml:space="preserve">- Họ tên: {fullName} - Ngày sinh: {birthDate_formatted} - Giới tính: {gender_nam} Nam  {gender_nu} Nữ</w:t>
+        <w:t>- Họ tên: - Ngày sinh: {birthDate_formatted} //</w:t>
       </w:r>
     </w:p>
     <w:p>
@@ -710,10 +787,7 @@
         </w:rPr>
       </w:pPr>
       <w:r>
-        <w:rPr>
-          <w:rFonts w:ascii="Times New Roman" w:hAnsi="Times New Roman"/>
-        </w:rPr>
-        <w:t xml:space="preserve">- Nơi sinh: {birthPlace} - Quốc tịch: {nationality}</w:t>
+        <w:t>- Nơi sinh: {birthPlace} ………………  - Quốc tịch: ………</w:t>
       </w:r>
     </w:p>
     <w:p>
@@ -727,10 +801,7 @@
         </w:rPr>
       </w:pPr>
       <w:r>
-        <w:rPr>
-          <w:rFonts w:ascii="Times New Roman" w:hAnsi="Times New Roman"/>
-        </w:rPr>
-        <w:t xml:space="preserve">(Nơi sinh: Nghiên cứu sinh ghi đúng tên Tỉnh trên Giấy khai sinh)</w:t>
+        <w:t>(Nơi sinh: {birthPlace} Nghiên cứu sinh ghi đúng tên Tỉnh trên Giấy khai sinh)</w:t>
       </w:r>
     </w:p>
     <w:p>
@@ -744,10 +815,7 @@
         </w:rPr>
       </w:pPr>
       <w:r>
-        <w:rPr>
-          <w:rFonts w:ascii="Times New Roman" w:hAnsi="Times New Roman"/>
-        </w:rPr>
-        <w:t xml:space="preserve">- Dân tộc: {ethnic} - Tôn giáo: {religion}</w:t>
+        <w:t xml:space="preserve">- Dân tộc: {ethnic} - Tôn giáo: </w:t>
       </w:r>
     </w:p>
     <w:p>
@@ -762,10 +830,7 @@
         </w:rPr>
       </w:pPr>
       <w:r>
-        <w:rPr>
-          <w:rFonts w:ascii="Times New Roman" w:hAnsi="Times New Roman"/>
-        </w:rPr>
-        <w:t xml:space="preserve">- Số CCCD: {cccd} - Ngày cấp: {cccdIssuedDate_formatted} - Nơi cấp: {cccdIssuedPlace}</w:t>
+        <w:t>- Số CCCD: ………  - Ngày cấp:  // - Nơi cấp: {cccdIssuedPlace}…………………</w:t>
       </w:r>
     </w:p>
     <w:p>
@@ -779,10 +844,7 @@
         </w:rPr>
       </w:pPr>
       <w:r>
-        <w:rPr>
-          <w:rFonts w:ascii="Times New Roman" w:hAnsi="Times New Roman"/>
-        </w:rPr>
-        <w:t xml:space="preserve">- Số CMND: {cmnd} - Ngày cấp: {cmndIssuedDate_formatted} - Nơi cấp: {cmndIssuedPlace}</w:t>
+        <w:t xml:space="preserve">- Số CMND: ………  - Ngày cấp:  // - Nơi cấp: {cccdIssuedPlace} </w:t>
       </w:r>
     </w:p>
     <w:p>
@@ -797,9 +859,138 @@
       </w:pPr>
       <w:r>
         <w:rPr>
-          <w:rFonts w:ascii="Times New Roman" w:hAnsi="Times New Roman"/>
-        </w:rPr>
-        <w:t xml:space="preserve">- Khuyết tật: {disability_co} Có  {disability_khong} Không - Loại Khuyết tật: {disabilityType}</w:t>
+          <w:rFonts w:ascii="Times New Roman" w:hAnsi="Times New Roman" w:cs="Times New Roman"/>
+          <w:color w:val="000000"/>
+          <w:sz w:val="26"/>
+          <w:szCs w:val="26"/>
+        </w:rPr>
+        <w:t>- Khuyết tật</w:t>
+      </w:r>
+      <w:r>
+        <w:rPr>
+          <w:rFonts w:ascii="Times New Roman" w:hAnsi="Times New Roman" w:cs="Times New Roman"/>
+          <w:color w:val="000000"/>
+          <w:sz w:val="26"/>
+          <w:szCs w:val="26"/>
+        </w:rPr>
+        <w:t xml:space="preserve">: </w:t>
+      </w:r>
+      <w:r>
+        <w:rPr>
+          <w:rFonts w:ascii="Times New Roman" w:hAnsi="Times New Roman" w:cs="Times New Roman"/>
+          <w:color w:val="000000"/>
+          <w:sz w:val="26"/>
+          <w:szCs w:val="26"/>
+        </w:rPr>
+        <w:t xml:space="preserve"> </w:t>
+      </w:r>
+      <w:r>
+        <w:rPr>
+          <w:rFonts w:ascii="Times New Roman" w:hAnsi="Times New Roman" w:cs="Times New Roman"/>
+          <w:color w:val="000000"/>
+          <w:sz w:val="26"/>
+          <w:szCs w:val="26"/>
+        </w:rPr>
+        <w:t xml:space="preserve">     </w:t>
+      </w:r>
+      <w:r>
+        <w:rPr>
+          <w:rFonts w:ascii="Times New Roman" w:hAnsi="Times New Roman"/>
+          <w:color w:val="000000"/>
+          <w:sz w:val="26"/>
+          <w:szCs w:val="26"/>
+        </w:rPr>
+        <w:sym w:font="Wingdings 2" w:char="00A3"/>
+      </w:r>
+      <w:r>
+        <w:rPr>
+          <w:rFonts w:ascii="Times New Roman" w:hAnsi="Times New Roman"/>
+          <w:color w:val="000000"/>
+          <w:sz w:val="26"/>
+          <w:szCs w:val="26"/>
+        </w:rPr>
+        <w:t xml:space="preserve"> Có </w:t>
+      </w:r>
+      <w:r>
+        <w:rPr>
+          <w:rFonts w:ascii="Times New Roman" w:hAnsi="Times New Roman"/>
+          <w:color w:val="000000"/>
+          <w:sz w:val="26"/>
+          <w:szCs w:val="26"/>
+        </w:rPr>
+        <w:t xml:space="preserve">           </w:t>
+      </w:r>
+      <w:r>
+        <w:rPr>
+          <w:rFonts w:ascii="Times New Roman" w:hAnsi="Times New Roman"/>
+          <w:color w:val="000000"/>
+          <w:sz w:val="26"/>
+          <w:szCs w:val="26"/>
+        </w:rPr>
+        <w:t xml:space="preserve"> </w:t>
+      </w:r>
+      <w:r>
+        <w:rPr>
+          <w:rFonts w:ascii="Times New Roman" w:hAnsi="Times New Roman"/>
+          <w:color w:val="000000"/>
+          <w:sz w:val="26"/>
+          <w:szCs w:val="26"/>
+        </w:rPr>
+        <w:sym w:font="Wingdings 2" w:char="00A3"/>
+      </w:r>
+      <w:r>
+        <w:rPr>
+          <w:rFonts w:ascii="Times New Roman" w:hAnsi="Times New Roman"/>
+          <w:color w:val="000000"/>
+          <w:sz w:val="26"/>
+          <w:szCs w:val="26"/>
+        </w:rPr>
+        <w:t xml:space="preserve"> Không</w:t>
+      </w:r>
+      <w:r>
+        <w:rPr>
+          <w:rFonts w:ascii="Times New Roman" w:hAnsi="Times New Roman"/>
+          <w:color w:val="000000"/>
+          <w:sz w:val="26"/>
+          <w:szCs w:val="26"/>
+        </w:rPr>
+        <w:t xml:space="preserve">          </w:t>
+      </w:r>
+      <w:r>
+        <w:rPr>
+          <w:rFonts w:ascii="Times New Roman" w:hAnsi="Times New Roman" w:cs="Times New Roman"/>
+          <w:color w:val="000000"/>
+          <w:sz w:val="26"/>
+          <w:szCs w:val="26"/>
+        </w:rPr>
+        <w:t>- Loại Khuyết tật</w:t>
+      </w:r>
+      <w:r>
+        <w:rPr>
+          <w:rFonts w:ascii="Times New Roman" w:hAnsi="Times New Roman" w:cs="Times New Roman"/>
+          <w:color w:val="000000"/>
+          <w:sz w:val="26"/>
+          <w:szCs w:val="26"/>
+        </w:rPr>
+        <w:t>:  …………………</w:t>
+      </w:r>
+      <w:r>
+        <w:rPr>
+          <w:rFonts w:ascii="Times New Roman" w:hAnsi="Times New Roman" w:cs="Times New Roman"/>
+          <w:color w:val="000000"/>
+          <w:sz w:val="26"/>
+          <w:szCs w:val="26"/>
+        </w:rPr>
+        <w:t>………..</w:t>
+      </w:r>
+      <w:r>
+        <w:rPr>
+          <w:rFonts w:ascii="Times New Roman" w:hAnsi="Times New Roman" w:cs="Times New Roman"/>
+          <w:color w:val="000000"/>
+          <w:sz w:val="26"/>
+          <w:szCs w:val="26"/>
+        </w:rPr>
+        <w:t xml:space="preserve"> </w:t>
       </w:r>
     </w:p>
     <w:p>
@@ -813,10 +1004,7 @@
         </w:rPr>
       </w:pPr>
       <w:r>
-        <w:rPr>
-          <w:rFonts w:ascii="Times New Roman" w:hAnsi="Times New Roman"/>
-        </w:rPr>
-        <w:t xml:space="preserve">- Quê quán: {hometown} - Số sổ bảo hiểm xã hội: {socialInsuranceId}</w:t>
+        <w:t>- Quê quán: {hometown} ……………………………………………- Số sổ bảo hiểm xã hội:…………….</w:t>
       </w:r>
     </w:p>
     <w:p>
@@ -831,9 +1019,84 @@
       </w:pPr>
       <w:r>
         <w:rPr>
-          <w:rFonts w:ascii="Times New Roman" w:hAnsi="Times New Roman"/>
-        </w:rPr>
-        <w:t xml:space="preserve">- Ngày vào Đoàn: {unionJoinDate_formatted} - Ngày vào Đảng: {partyJoinDate_formatted}</w:t>
+          <w:rFonts w:ascii="Times New Roman" w:hAnsi="Times New Roman" w:cs="Times New Roman"/>
+          <w:color w:val="000000"/>
+          <w:sz w:val="26"/>
+          <w:szCs w:val="26"/>
+        </w:rPr>
+        <w:t>- Ngày vào Đoàn:</w:t>
+      </w:r>
+      <w:r>
+        <w:rPr>
+          <w:rFonts w:ascii="Times New Roman" w:hAnsi="Times New Roman" w:cs="Times New Roman"/>
+          <w:color w:val="000000"/>
+          <w:sz w:val="26"/>
+          <w:szCs w:val="26"/>
+        </w:rPr>
+        <w:t xml:space="preserve"> </w:t>
+      </w:r>
+      <w:r>
+        <w:rPr>
+          <w:rFonts w:ascii="Times New Roman" w:hAnsi="Times New Roman" w:cs="Times New Roman"/>
+          <w:color w:val="000000"/>
+          <w:sz w:val="26"/>
+          <w:szCs w:val="26"/>
+        </w:rPr>
+        <w:t>……………</w:t>
+      </w:r>
+      <w:r>
+        <w:rPr>
+          <w:rFonts w:ascii="Times New Roman" w:hAnsi="Times New Roman" w:cs="Times New Roman"/>
+          <w:color w:val="000000"/>
+          <w:sz w:val="26"/>
+          <w:szCs w:val="26"/>
+        </w:rPr>
+        <w:t xml:space="preserve">………………………. </w:t>
+      </w:r>
+      <w:r>
+        <w:rPr>
+          <w:rFonts w:ascii="Times New Roman" w:hAnsi="Times New Roman" w:cs="Times New Roman"/>
+          <w:color w:val="000000"/>
+          <w:sz w:val="26"/>
+          <w:szCs w:val="26"/>
+        </w:rPr>
+        <w:t xml:space="preserve">- </w:t>
+      </w:r>
+      <w:r>
+        <w:rPr>
+          <w:rFonts w:ascii="Times New Roman" w:hAnsi="Times New Roman" w:cs="Times New Roman"/>
+          <w:color w:val="000000"/>
+          <w:sz w:val="26"/>
+          <w:szCs w:val="26"/>
+        </w:rPr>
+        <w:t>Ngày vào Đảng:</w:t>
+      </w:r>
+      <w:r>
+        <w:rPr>
+          <w:rFonts w:ascii="Times New Roman" w:hAnsi="Times New Roman" w:cs="Times New Roman"/>
+          <w:color w:val="000000"/>
+          <w:sz w:val="26"/>
+          <w:szCs w:val="26"/>
+        </w:rPr>
+        <w:t xml:space="preserve"> </w:t>
+      </w:r>
+      <w:r>
+        <w:rPr>
+          <w:rFonts w:ascii="Times New Roman" w:hAnsi="Times New Roman" w:cs="Times New Roman"/>
+          <w:color w:val="000000"/>
+          <w:sz w:val="26"/>
+          <w:szCs w:val="26"/>
+        </w:rPr>
+        <w:t>………</w:t>
+      </w:r>
+      <w:r>
+        <w:rPr>
+          <w:rFonts w:ascii="Times New Roman" w:hAnsi="Times New Roman" w:cs="Times New Roman"/>
+          <w:color w:val="000000"/>
+          <w:sz w:val="26"/>
+          <w:szCs w:val="26"/>
+        </w:rPr>
+        <w:t>…………...</w:t>
       </w:r>
     </w:p>
     <w:p>
@@ -848,9 +1111,79 @@
       </w:pPr>
       <w:r>
         <w:rPr>
-          <w:rFonts w:ascii="Times New Roman" w:hAnsi="Times New Roman"/>
-        </w:rPr>
-        <w:t xml:space="preserve">- Ngày vào Đảng chính thức: {officialPartyJoinDate_formatted}</w:t>
+          <w:rFonts w:ascii="Times New Roman" w:hAnsi="Times New Roman" w:cs="Times New Roman"/>
+          <w:color w:val="000000"/>
+          <w:sz w:val="26"/>
+          <w:szCs w:val="26"/>
+        </w:rPr>
+        <w:t xml:space="preserve">- </w:t>
+      </w:r>
+      <w:r>
+        <w:rPr>
+          <w:rFonts w:ascii="Times New Roman" w:hAnsi="Times New Roman" w:cs="Times New Roman"/>
+          <w:color w:val="000000"/>
+          <w:sz w:val="26"/>
+          <w:szCs w:val="26"/>
+        </w:rPr>
+        <w:t xml:space="preserve">Ngày vào Đảng chính </w:t>
+      </w:r>
+      <w:proofErr w:type="gramStart"/>
+      <w:r>
+        <w:rPr>
+          <w:rFonts w:ascii="Times New Roman" w:hAnsi="Times New Roman" w:cs="Times New Roman"/>
+          <w:color w:val="000000"/>
+          <w:sz w:val="26"/>
+          <w:szCs w:val="26"/>
+        </w:rPr>
+        <w:t>thức:</w:t>
+      </w:r>
+      <w:r>
+        <w:rPr>
+          <w:rFonts w:ascii="Times New Roman" w:hAnsi="Times New Roman" w:cs="Times New Roman"/>
+          <w:color w:val="000000"/>
+          <w:sz w:val="26"/>
+          <w:szCs w:val="26"/>
+        </w:rPr>
+        <w:t>…</w:t>
+      </w:r>
+      <w:proofErr w:type="gramEnd"/>
+      <w:r>
+        <w:rPr>
+          <w:rFonts w:ascii="Times New Roman" w:hAnsi="Times New Roman" w:cs="Times New Roman"/>
+          <w:color w:val="000000"/>
+          <w:sz w:val="26"/>
+          <w:szCs w:val="26"/>
+        </w:rPr>
+        <w:t>..</w:t>
+      </w:r>
+      <w:r>
+        <w:rPr>
+          <w:rFonts w:ascii="Times New Roman" w:hAnsi="Times New Roman" w:cs="Times New Roman"/>
+          <w:color w:val="000000"/>
+          <w:sz w:val="26"/>
+          <w:szCs w:val="26"/>
+          <w:lang w:val="vi-VN"/>
+        </w:rPr>
+        <w:t xml:space="preserve"> </w:t>
+      </w:r>
+      <w:r>
+        <w:rPr>
+          <w:rFonts w:ascii="Times New Roman" w:hAnsi="Times New Roman" w:cs="Times New Roman"/>
+          <w:color w:val="000000"/>
+          <w:sz w:val="26"/>
+          <w:szCs w:val="26"/>
+          <w:lang w:val="vi-VN"/>
+        </w:rPr>
+        <w:t>......................…</w:t>
+      </w:r>
+      <w:r>
+        <w:rPr>
+          <w:rFonts w:ascii="Times New Roman" w:hAnsi="Times New Roman" w:cs="Times New Roman"/>
+          <w:color w:val="000000"/>
+          <w:sz w:val="26"/>
+          <w:szCs w:val="26"/>
+        </w:rPr>
+        <w:t>……………………………………………</w:t>
       </w:r>
     </w:p>
     <w:p>
@@ -865,9 +1198,61 @@
       </w:pPr>
       <w:r>
         <w:rPr>
-          <w:rFonts w:ascii="Times New Roman" w:hAnsi="Times New Roman"/>
-        </w:rPr>
-        <w:t xml:space="preserve">- Cơ quan công tác: {workPlace}</w:t>
+          <w:rFonts w:ascii="Times New Roman" w:hAnsi="Times New Roman" w:cs="Times New Roman"/>
+          <w:color w:val="000000"/>
+          <w:spacing w:val="-6"/>
+          <w:sz w:val="26"/>
+          <w:szCs w:val="26"/>
+          <w:lang w:val="vi-VN"/>
+        </w:rPr>
+        <w:t>- Cơ quan công tác</w:t>
+      </w:r>
+      <w:r>
+        <w:rPr>
+          <w:rFonts w:ascii="Times New Roman" w:hAnsi="Times New Roman" w:cs="Times New Roman"/>
+          <w:color w:val="000000"/>
+          <w:spacing w:val="-6"/>
+          <w:sz w:val="26"/>
+          <w:szCs w:val="26"/>
+        </w:rPr>
+        <w:t xml:space="preserve"> ….</w:t>
+      </w:r>
+      <w:r>
+        <w:rPr>
+          <w:rFonts w:ascii="Times New Roman" w:hAnsi="Times New Roman" w:cs="Times New Roman"/>
+          <w:color w:val="000000"/>
+          <w:sz w:val="26"/>
+          <w:szCs w:val="26"/>
+          <w:lang w:val="vi-VN"/>
+        </w:rPr>
+        <w:t>........................................…</w:t>
+      </w:r>
+      <w:r>
+        <w:rPr>
+          <w:rFonts w:ascii="Times New Roman" w:hAnsi="Times New Roman" w:cs="Times New Roman"/>
+          <w:color w:val="000000"/>
+          <w:sz w:val="26"/>
+          <w:szCs w:val="26"/>
+        </w:rPr>
+        <w:t>………………………………………</w:t>
+      </w:r>
+      <w:r>
+        <w:rPr>
+          <w:rFonts w:ascii="Times New Roman" w:hAnsi="Times New Roman" w:cs="Times New Roman"/>
+          <w:color w:val="000000"/>
+          <w:sz w:val="26"/>
+          <w:szCs w:val="26"/>
+        </w:rPr>
+        <w:t>…</w:t>
+      </w:r>
+      <w:r>
+        <w:rPr>
+          <w:rFonts w:ascii="Times New Roman" w:hAnsi="Times New Roman" w:cs="Times New Roman"/>
+          <w:color w:val="000000"/>
+          <w:sz w:val="26"/>
+          <w:szCs w:val="26"/>
+        </w:rPr>
+        <w:t>….</w:t>
       </w:r>
     </w:p>
     <w:p>
@@ -882,9 +1267,78 @@
       </w:pPr>
       <w:r>
         <w:rPr>
-          <w:rFonts w:ascii="Times New Roman" w:hAnsi="Times New Roman"/>
-        </w:rPr>
-        <w:t xml:space="preserve">- Số điện thoại nghiên cứu sinh: {phone}</w:t>
+          <w:rFonts w:ascii="Times New Roman" w:hAnsi="Times New Roman" w:cs="Times New Roman"/>
+          <w:color w:val="000000"/>
+          <w:sz w:val="26"/>
+          <w:szCs w:val="26"/>
+          <w:lang w:val="vi-VN"/>
+        </w:rPr>
+        <w:t>- Số điện thoại</w:t>
+      </w:r>
+      <w:r>
+        <w:rPr>
+          <w:rFonts w:ascii="Times New Roman" w:hAnsi="Times New Roman" w:cs="Times New Roman"/>
+          <w:color w:val="000000"/>
+          <w:sz w:val="26"/>
+          <w:szCs w:val="26"/>
+        </w:rPr>
+        <w:t xml:space="preserve"> </w:t>
+      </w:r>
+      <w:r>
+        <w:rPr>
+          <w:rFonts w:ascii="Times New Roman" w:hAnsi="Times New Roman" w:cs="Times New Roman"/>
+          <w:color w:val="000000"/>
+          <w:sz w:val="26"/>
+          <w:szCs w:val="26"/>
+        </w:rPr>
+        <w:t>nghiên cứu sinh</w:t>
+      </w:r>
+      <w:r>
+        <w:rPr>
+          <w:rFonts w:ascii="Times New Roman" w:hAnsi="Times New Roman" w:cs="Times New Roman"/>
+          <w:color w:val="000000"/>
+          <w:sz w:val="26"/>
+          <w:szCs w:val="26"/>
+          <w:lang w:val="vi-VN"/>
+        </w:rPr>
+        <w:t>: ....................................</w:t>
+      </w:r>
+      <w:r>
+        <w:rPr>
+          <w:rFonts w:ascii="Times New Roman" w:hAnsi="Times New Roman" w:cs="Times New Roman"/>
+          <w:color w:val="000000"/>
+          <w:sz w:val="26"/>
+          <w:szCs w:val="26"/>
+        </w:rPr>
+        <w:t>......................</w:t>
+      </w:r>
+      <w:r>
+        <w:rPr>
+          <w:rFonts w:ascii="Times New Roman" w:hAnsi="Times New Roman" w:cs="Times New Roman"/>
+          <w:color w:val="000000"/>
+          <w:sz w:val="26"/>
+          <w:szCs w:val="26"/>
+          <w:lang w:val="vi-VN"/>
+        </w:rPr>
+        <w:t>..</w:t>
+      </w:r>
+      <w:r>
+        <w:rPr>
+          <w:rFonts w:ascii="Times New Roman" w:hAnsi="Times New Roman"/>
+          <w:color w:val="000000"/>
+          <w:sz w:val="26"/>
+          <w:szCs w:val="26"/>
+        </w:rPr>
+        <w:t>...............</w:t>
+      </w:r>
+      <w:r>
+        <w:rPr>
+          <w:rFonts w:ascii="Times New Roman" w:hAnsi="Times New Roman"/>
+          <w:color w:val="000000"/>
+          <w:sz w:val="26"/>
+          <w:szCs w:val="26"/>
+        </w:rPr>
+        <w:t>.....................</w:t>
       </w:r>
     </w:p>
     <w:p>
@@ -898,10 +1352,7 @@
         </w:rPr>
       </w:pPr>
       <w:r>
-        <w:rPr>
-          <w:rFonts w:ascii="Times New Roman" w:hAnsi="Times New Roman"/>
-        </w:rPr>
-        <w:t xml:space="preserve">- Email: {email}</w:t>
+        <w:t>- Email: {email}……………………………………………………</w:t>
       </w:r>
     </w:p>
     <w:p>
@@ -915,10 +1366,7 @@
         </w:rPr>
       </w:pPr>
       <w:r>
-        <w:rPr>
-          <w:rFonts w:ascii="Times New Roman" w:hAnsi="Times New Roman"/>
-        </w:rPr>
-        <w:t xml:space="preserve">- Họ tên người thân khi cần liên hệ: {emergencyContactName}</w:t>
+        <w:t>- Họ tên người thân khi cần liên hệ: {emergencyContactName} …………………………………………………………..</w:t>
       </w:r>
     </w:p>
     <w:p>
@@ -932,10 +1380,7 @@
         </w:rPr>
       </w:pPr>
       <w:r>
-        <w:rPr>
-          <w:rFonts w:ascii="Times New Roman" w:hAnsi="Times New Roman"/>
-        </w:rPr>
-        <w:t xml:space="preserve">- Số điện thoại của người thân: {emergencyContactPhone}</w:t>
+        <w:t>- Số điện thoại của người thân: {emergencyContactPhone} ……………………………………………………………….</w:t>
       </w:r>
     </w:p>
     <w:p>
@@ -1029,8 +1474,297 @@
       <w:r>
         <w:rPr>
           <w:rFonts w:ascii="Times New Roman" w:hAnsi="Times New Roman"/>
-        </w:rPr>
-        <w:t xml:space="preserve">- Hộ Khẩu Thường Trú: Số nhà: {perm_house} Tên đường: {perm_street} Tổ/Thôn/Xóm: {perm_hamlet} Xã/Phường: {perm_ward} Tỉnh/Thành phố: {perm_city}</w:t>
+          <w:b/>
+          <w:color w:val="000000"/>
+          <w:spacing w:val="-4"/>
+          <w:sz w:val="26"/>
+          <w:szCs w:val="26"/>
+          <w:lang w:val="vi-VN"/>
+        </w:rPr>
+        <w:t xml:space="preserve">- </w:t>
+      </w:r>
+      <w:r>
+        <w:rPr>
+          <w:rFonts w:ascii="Times New Roman" w:hAnsi="Times New Roman"/>
+          <w:b/>
+          <w:color w:val="000000"/>
+          <w:spacing w:val="-4"/>
+          <w:sz w:val="26"/>
+          <w:szCs w:val="26"/>
+        </w:rPr>
+        <w:t xml:space="preserve">Hộ Khẩu Thường Trú: </w:t>
+      </w:r>
+      <w:r>
+        <w:rPr>
+          <w:rFonts w:ascii="Times New Roman" w:hAnsi="Times New Roman"/>
+          <w:color w:val="000000"/>
+          <w:spacing w:val="-4"/>
+          <w:sz w:val="26"/>
+          <w:szCs w:val="26"/>
+          <w:lang w:val="vi-VN"/>
+        </w:rPr>
+        <w:t xml:space="preserve">Số </w:t>
+      </w:r>
+      <w:r>
+        <w:rPr>
+          <w:rFonts w:ascii="Times New Roman" w:hAnsi="Times New Roman"/>
+          <w:color w:val="000000"/>
+          <w:spacing w:val="-4"/>
+          <w:sz w:val="26"/>
+          <w:szCs w:val="26"/>
+        </w:rPr>
+        <w:t>nhà:</w:t>
+      </w:r>
+      <w:r>
+        <w:rPr>
+          <w:rFonts w:ascii="Times New Roman" w:hAnsi="Times New Roman"/>
+          <w:color w:val="000000"/>
+          <w:spacing w:val="-4"/>
+          <w:sz w:val="26"/>
+          <w:szCs w:val="26"/>
+          <w:lang w:val="vi-VN"/>
+        </w:rPr>
+        <w:t>….……</w:t>
+      </w:r>
+      <w:r>
+        <w:rPr>
+          <w:rFonts w:ascii="Times New Roman" w:hAnsi="Times New Roman"/>
+          <w:color w:val="000000"/>
+          <w:spacing w:val="-4"/>
+          <w:sz w:val="26"/>
+          <w:szCs w:val="26"/>
+        </w:rPr>
+        <w:t>……Tên</w:t>
+      </w:r>
+      <w:r>
+        <w:rPr>
+          <w:rFonts w:ascii="Times New Roman" w:hAnsi="Times New Roman"/>
+          <w:color w:val="000000"/>
+          <w:spacing w:val="-4"/>
+          <w:sz w:val="26"/>
+          <w:szCs w:val="26"/>
+        </w:rPr>
+        <w:t xml:space="preserve"> </w:t>
+      </w:r>
+      <w:proofErr w:type="gramStart"/>
+      <w:r>
+        <w:rPr>
+          <w:rFonts w:ascii="Times New Roman" w:hAnsi="Times New Roman"/>
+          <w:color w:val="000000"/>
+          <w:spacing w:val="-4"/>
+          <w:sz w:val="26"/>
+          <w:szCs w:val="26"/>
+        </w:rPr>
+        <w:t>đ</w:t>
+      </w:r>
+      <w:r>
+        <w:rPr>
+          <w:rFonts w:ascii="Times New Roman" w:hAnsi="Times New Roman"/>
+          <w:color w:val="000000"/>
+          <w:spacing w:val="-4"/>
+          <w:sz w:val="26"/>
+          <w:szCs w:val="26"/>
+          <w:lang w:val="vi-VN"/>
+        </w:rPr>
+        <w:t>ường</w:t>
+      </w:r>
+      <w:r>
+        <w:rPr>
+          <w:rFonts w:ascii="Times New Roman" w:hAnsi="Times New Roman"/>
+          <w:color w:val="000000"/>
+          <w:spacing w:val="-4"/>
+          <w:sz w:val="26"/>
+          <w:szCs w:val="26"/>
+        </w:rPr>
+        <w:t>:</w:t>
+      </w:r>
+      <w:r>
+        <w:rPr>
+          <w:rFonts w:ascii="Times New Roman" w:hAnsi="Times New Roman"/>
+          <w:color w:val="000000"/>
+          <w:spacing w:val="-4"/>
+          <w:sz w:val="26"/>
+          <w:szCs w:val="26"/>
+          <w:lang w:val="vi-VN"/>
+        </w:rPr>
+        <w:t>…</w:t>
+      </w:r>
+      <w:proofErr w:type="gramEnd"/>
+      <w:r>
+        <w:rPr>
+          <w:rFonts w:ascii="Times New Roman" w:hAnsi="Times New Roman"/>
+          <w:color w:val="000000"/>
+          <w:spacing w:val="-4"/>
+          <w:sz w:val="26"/>
+          <w:szCs w:val="26"/>
+          <w:lang w:val="vi-VN"/>
+        </w:rPr>
+        <w:t>.………</w:t>
+      </w:r>
+      <w:r>
+        <w:rPr>
+          <w:rFonts w:ascii="Times New Roman" w:hAnsi="Times New Roman"/>
+          <w:color w:val="000000"/>
+          <w:spacing w:val="-4"/>
+          <w:sz w:val="26"/>
+          <w:szCs w:val="26"/>
+        </w:rPr>
+        <w:t>……</w:t>
+      </w:r>
+      <w:r>
+        <w:rPr>
+          <w:rFonts w:ascii="Times New Roman" w:hAnsi="Times New Roman"/>
+          <w:color w:val="000000"/>
+          <w:spacing w:val="-4"/>
+          <w:sz w:val="26"/>
+          <w:szCs w:val="26"/>
+        </w:rPr>
+        <w:t xml:space="preserve">…………………… </w:t>
+      </w:r>
+      <w:r>
+        <w:rPr>
+          <w:rFonts w:ascii="Times New Roman" w:hAnsi="Times New Roman"/>
+          <w:color w:val="000000"/>
+          <w:spacing w:val="-4"/>
+          <w:sz w:val="26"/>
+          <w:szCs w:val="26"/>
+        </w:rPr>
+        <w:t>Tổ/Thôn/</w:t>
+      </w:r>
+      <w:proofErr w:type="gramStart"/>
+      <w:r>
+        <w:rPr>
+          <w:rFonts w:ascii="Times New Roman" w:hAnsi="Times New Roman"/>
+          <w:color w:val="000000"/>
+          <w:spacing w:val="-4"/>
+          <w:sz w:val="26"/>
+          <w:szCs w:val="26"/>
+        </w:rPr>
+        <w:t>Xóm:…</w:t>
+      </w:r>
+      <w:proofErr w:type="gramEnd"/>
+      <w:r>
+        <w:rPr>
+          <w:rFonts w:ascii="Times New Roman" w:hAnsi="Times New Roman"/>
+          <w:color w:val="000000"/>
+          <w:spacing w:val="-4"/>
+          <w:sz w:val="26"/>
+          <w:szCs w:val="26"/>
+        </w:rPr>
+        <w:t>………………</w:t>
+      </w:r>
+      <w:r>
+        <w:rPr>
+          <w:rFonts w:ascii="Times New Roman" w:hAnsi="Times New Roman"/>
+          <w:color w:val="000000"/>
+          <w:spacing w:val="-4"/>
+          <w:sz w:val="26"/>
+          <w:szCs w:val="26"/>
+        </w:rPr>
+        <w:t>……………...</w:t>
+      </w:r>
+      <w:r>
+        <w:rPr>
+          <w:rFonts w:ascii="Times New Roman" w:hAnsi="Times New Roman"/>
+          <w:color w:val="000000"/>
+          <w:spacing w:val="-4"/>
+          <w:sz w:val="26"/>
+          <w:szCs w:val="26"/>
+          <w:lang w:val="vi-VN"/>
+        </w:rPr>
+        <w:t>Xã/Phường: ..…</w:t>
+      </w:r>
+      <w:r>
+        <w:rPr>
+          <w:rFonts w:ascii="Times New Roman" w:hAnsi="Times New Roman"/>
+          <w:color w:val="000000"/>
+          <w:spacing w:val="-4"/>
+          <w:sz w:val="26"/>
+          <w:szCs w:val="26"/>
+        </w:rPr>
+        <w:t>………..</w:t>
+      </w:r>
+      <w:r>
+        <w:rPr>
+          <w:rFonts w:ascii="Times New Roman" w:hAnsi="Times New Roman"/>
+          <w:color w:val="000000"/>
+          <w:spacing w:val="-4"/>
+          <w:sz w:val="26"/>
+          <w:szCs w:val="26"/>
+          <w:lang w:val="vi-VN"/>
+        </w:rPr>
+        <w:t>........................…</w:t>
+      </w:r>
+      <w:r>
+        <w:rPr>
+          <w:rFonts w:ascii="Times New Roman" w:hAnsi="Times New Roman"/>
+          <w:color w:val="000000"/>
+          <w:spacing w:val="-4"/>
+          <w:sz w:val="26"/>
+          <w:szCs w:val="26"/>
+        </w:rPr>
+        <w:t>……</w:t>
+      </w:r>
+      <w:r>
+        <w:rPr>
+          <w:rFonts w:ascii="Times New Roman" w:hAnsi="Times New Roman"/>
+          <w:color w:val="000000"/>
+          <w:spacing w:val="-4"/>
+          <w:sz w:val="26"/>
+          <w:szCs w:val="26"/>
+        </w:rPr>
+        <w:t xml:space="preserve"> </w:t>
+      </w:r>
+      <w:r>
+        <w:rPr>
+          <w:rFonts w:ascii="Times New Roman" w:hAnsi="Times New Roman"/>
+          <w:color w:val="000000"/>
+          <w:spacing w:val="-4"/>
+          <w:sz w:val="26"/>
+          <w:szCs w:val="26"/>
+          <w:lang w:val="vi-VN"/>
+        </w:rPr>
+        <w:t>Tỉnh/Thành phố:……………….……</w:t>
+      </w:r>
+      <w:r>
+        <w:rPr>
+          <w:rFonts w:ascii="Times New Roman" w:hAnsi="Times New Roman"/>
+          <w:color w:val="000000"/>
+          <w:spacing w:val="-4"/>
+          <w:sz w:val="26"/>
+          <w:szCs w:val="26"/>
+        </w:rPr>
+        <w:t>…</w:t>
+      </w:r>
+      <w:r>
+        <w:rPr>
+          <w:rFonts w:ascii="Times New Roman" w:hAnsi="Times New Roman"/>
+          <w:color w:val="000000"/>
+          <w:spacing w:val="-4"/>
+          <w:sz w:val="26"/>
+          <w:szCs w:val="26"/>
+        </w:rPr>
+        <w:t>…</w:t>
+      </w:r>
+      <w:r>
+        <w:rPr>
+          <w:rFonts w:ascii="Times New Roman" w:hAnsi="Times New Roman"/>
+          <w:color w:val="000000"/>
+          <w:spacing w:val="-4"/>
+          <w:sz w:val="26"/>
+          <w:szCs w:val="26"/>
+        </w:rPr>
+        <w:t>……</w:t>
+      </w:r>
+      <w:r>
+        <w:rPr>
+          <w:rFonts w:ascii="Times New Roman" w:hAnsi="Times New Roman"/>
+          <w:color w:val="000000"/>
+          <w:spacing w:val="-4"/>
+          <w:sz w:val="26"/>
+          <w:szCs w:val="26"/>
+        </w:rPr>
+        <w:t>………………………………………………..</w:t>
       </w:r>
     </w:p>
     <w:p>
@@ -1501,10 +2235,7 @@
         </w:rPr>
       </w:pPr>
       <w:r>
-        <w:rPr>
-          <w:rFonts w:ascii="Times New Roman" w:hAnsi="Times New Roman"/>
-        </w:rPr>
-        <w:t xml:space="preserve">Trường cấp bằng: {uni_school}  Hệ đào tạo: {uni_system}</w:t>
+        <w:t xml:space="preserve">Trường cấp bằng: {uni_school}………………………………………………………Hệ đào tạo:……………. </w:t>
       </w:r>
     </w:p>
     <w:p>
@@ -1520,10 +2251,7 @@
         </w:rPr>
       </w:pPr>
       <w:r>
-        <w:rPr>
-          <w:rFonts w:ascii="Times New Roman" w:hAnsi="Times New Roman"/>
-        </w:rPr>
-        <w:t xml:space="preserve">Số hiệu bằng: {uni_number}  Số vào sổ cấp bằng: {uni_book}</w:t>
+        <w:t>Số hiệu bằng: {uni_number}……………………………Số vào sổ cấp bằng:………………………………… .</w:t>
       </w:r>
     </w:p>
     <w:p>
@@ -1539,10 +2267,7 @@
         </w:rPr>
       </w:pPr>
       <w:r>
-        <w:rPr>
-          <w:rFonts w:ascii="Times New Roman" w:hAnsi="Times New Roman"/>
-        </w:rPr>
-        <w:t xml:space="preserve">Ngày ký bằng: {uni_date_formatted}  Năm tốt nghiệp: {uni_year}</w:t>
+        <w:t>Ngày ký bằng: {uni_date_formatted}………………………Năm tốt nghiệp:……………………………………….</w:t>
       </w:r>
     </w:p>
     <w:p>
@@ -1558,10 +2283,7 @@
         </w:rPr>
       </w:pPr>
       <w:r>
-        <w:rPr>
-          <w:rFonts w:ascii="Times New Roman" w:hAnsi="Times New Roman"/>
-        </w:rPr>
-        <w:t xml:space="preserve">Ngành: {major}</w:t>
+        <w:t>Ngành: {uni_major}………………………..………………….Chuyên ngành:………………………………</w:t>
       </w:r>
     </w:p>
     <w:p>
@@ -1577,10 +2299,7 @@
         </w:rPr>
       </w:pPr>
       <w:r>
-        <w:rPr>
-          <w:rFonts w:ascii="Times New Roman" w:hAnsi="Times New Roman"/>
-        </w:rPr>
-        <w:t xml:space="preserve">Học hàm-Học vị/Họ tên người ký bằng: {uni_signer}</w:t>
+        <w:t>Người ký bằng: {uni_signer} …………………………………………….</w:t>
       </w:r>
     </w:p>
     <w:p>
@@ -1597,8 +2316,48 @@
       <w:r>
         <w:rPr>
           <w:rFonts w:ascii="Times New Roman" w:hAnsi="Times New Roman"/>
-        </w:rPr>
-        <w:t xml:space="preserve">Liên thông: {uni_transfer_co} Có  {uni_transfer_khong} Không</w:t>
+          <w:color w:val="000000"/>
+          <w:spacing w:val="-4"/>
+          <w:sz w:val="26"/>
+          <w:szCs w:val="26"/>
+        </w:rPr>
+        <w:t xml:space="preserve">Liên thông: </w:t>
+      </w:r>
+      <w:r>
+        <w:rPr>
+          <w:rFonts w:ascii="Times New Roman" w:hAnsi="Times New Roman"/>
+          <w:color w:val="000000"/>
+          <w:sz w:val="26"/>
+          <w:szCs w:val="26"/>
+        </w:rPr>
+        <w:sym w:font="Wingdings 2" w:char="00A3"/>
+      </w:r>
+      <w:r>
+        <w:rPr>
+          <w:rFonts w:ascii="Times New Roman" w:hAnsi="Times New Roman"/>
+          <w:color w:val="000000"/>
+          <w:sz w:val="26"/>
+          <w:szCs w:val="26"/>
+        </w:rPr>
+        <w:t xml:space="preserve"> Có      </w:t>
+      </w:r>
+      <w:r>
+        <w:rPr>
+          <w:rFonts w:ascii="Times New Roman" w:hAnsi="Times New Roman"/>
+          <w:color w:val="000000"/>
+          <w:sz w:val="26"/>
+          <w:szCs w:val="26"/>
+        </w:rPr>
+        <w:sym w:font="Wingdings 2" w:char="00A3"/>
+      </w:r>
+      <w:r>
+        <w:rPr>
+          <w:rFonts w:ascii="Times New Roman" w:hAnsi="Times New Roman"/>
+          <w:color w:val="000000"/>
+          <w:sz w:val="26"/>
+          <w:szCs w:val="26"/>
+        </w:rPr>
+        <w:t xml:space="preserve"> Không</w:t>
       </w:r>
     </w:p>
     <w:p>
@@ -1701,10 +2460,7 @@
         </w:rPr>
       </w:pPr>
       <w:r>
-        <w:rPr>
-          <w:rFonts w:ascii="Times New Roman" w:hAnsi="Times New Roman"/>
-        </w:rPr>
-        <w:t xml:space="preserve">Trường cấp bằng: {uni_school}  Hệ đào tạo: {uni_system}</w:t>
+        <w:t xml:space="preserve">Trường cấp bằng: {uni_school}………………………………………………………Hệ đào tạo:……………. </w:t>
       </w:r>
     </w:p>
     <w:p>
@@ -1720,10 +2476,7 @@
         </w:rPr>
       </w:pPr>
       <w:r>
-        <w:rPr>
-          <w:rFonts w:ascii="Times New Roman" w:hAnsi="Times New Roman"/>
-        </w:rPr>
-        <w:t xml:space="preserve">Số hiệu bằng: {uni_number}  Số vào sổ cấp bằng: {uni_book}</w:t>
+        <w:t>Số hiệu bằng: {uni_number}……………………………Số vào sổ cấp bằng:………………………………… .</w:t>
       </w:r>
     </w:p>
     <w:p>
@@ -1739,10 +2492,7 @@
         </w:rPr>
       </w:pPr>
       <w:r>
-        <w:rPr>
-          <w:rFonts w:ascii="Times New Roman" w:hAnsi="Times New Roman"/>
-        </w:rPr>
-        <w:t xml:space="preserve">Ngày ký bằng: {uni_date_formatted}  Năm tốt nghiệp: {uni_year}</w:t>
+        <w:t>Ngày ký bằng: {uni_date_formatted}………………………Năm tốt nghiệp:……………………………………….</w:t>
       </w:r>
     </w:p>
     <w:p>
@@ -1758,10 +2508,7 @@
         </w:rPr>
       </w:pPr>
       <w:r>
-        <w:rPr>
-          <w:rFonts w:ascii="Times New Roman" w:hAnsi="Times New Roman"/>
-        </w:rPr>
-        <w:t xml:space="preserve">Ngành: {major}</w:t>
+        <w:t>Ngành: {uni_major}………………………..………………….Chuyên ngành:………………………………</w:t>
       </w:r>
     </w:p>
     <w:p>
@@ -1779,8 +2526,128 @@
       <w:r>
         <w:rPr>
           <w:rFonts w:ascii="Times New Roman" w:hAnsi="Times New Roman"/>
-        </w:rPr>
-        <w:t xml:space="preserve">Học hàm-Học vị/Họ tên người ký bằng: {uni_signer}</w:t>
+          <w:color w:val="000000"/>
+          <w:spacing w:val="-4"/>
+          <w:sz w:val="26"/>
+          <w:szCs w:val="26"/>
+          <w:lang w:val="vi-VN"/>
+        </w:rPr>
+        <w:t>Học hàm</w:t>
+      </w:r>
+      <w:r>
+        <w:rPr>
+          <w:rFonts w:ascii="Times New Roman" w:hAnsi="Times New Roman"/>
+          <w:color w:val="000000"/>
+          <w:spacing w:val="-4"/>
+          <w:sz w:val="26"/>
+          <w:szCs w:val="26"/>
+        </w:rPr>
+        <w:t xml:space="preserve"> </w:t>
+      </w:r>
+      <w:r>
+        <w:rPr>
+          <w:rFonts w:ascii="Times New Roman" w:hAnsi="Times New Roman"/>
+          <w:color w:val="000000"/>
+          <w:spacing w:val="-4"/>
+          <w:sz w:val="26"/>
+          <w:szCs w:val="26"/>
+          <w:lang w:val="vi-VN"/>
+        </w:rPr>
+        <w:t>-</w:t>
+      </w:r>
+      <w:r>
+        <w:rPr>
+          <w:rFonts w:ascii="Times New Roman" w:hAnsi="Times New Roman"/>
+          <w:color w:val="000000"/>
+          <w:spacing w:val="-4"/>
+          <w:sz w:val="26"/>
+          <w:szCs w:val="26"/>
+        </w:rPr>
+        <w:t xml:space="preserve"> </w:t>
+      </w:r>
+      <w:r>
+        <w:rPr>
+          <w:rFonts w:ascii="Times New Roman" w:hAnsi="Times New Roman"/>
+          <w:color w:val="000000"/>
+          <w:spacing w:val="-4"/>
+          <w:sz w:val="26"/>
+          <w:szCs w:val="26"/>
+          <w:lang w:val="vi-VN"/>
+        </w:rPr>
+        <w:t>Học vị</w:t>
+      </w:r>
+      <w:r>
+        <w:rPr>
+          <w:rFonts w:ascii="Times New Roman" w:hAnsi="Times New Roman"/>
+          <w:color w:val="000000"/>
+          <w:spacing w:val="-4"/>
+          <w:sz w:val="26"/>
+          <w:szCs w:val="26"/>
+        </w:rPr>
+        <w:t>/</w:t>
+      </w:r>
+      <w:r>
+        <w:rPr>
+          <w:rFonts w:ascii="Times New Roman" w:hAnsi="Times New Roman"/>
+          <w:color w:val="000000"/>
+          <w:spacing w:val="-4"/>
+          <w:sz w:val="26"/>
+          <w:szCs w:val="26"/>
+          <w:lang w:val="vi-VN"/>
+        </w:rPr>
+        <w:t>Họ tên</w:t>
+      </w:r>
+      <w:r>
+        <w:rPr>
+          <w:rFonts w:ascii="Times New Roman" w:hAnsi="Times New Roman"/>
+          <w:color w:val="000000"/>
+          <w:spacing w:val="-4"/>
+          <w:sz w:val="26"/>
+          <w:szCs w:val="26"/>
+        </w:rPr>
+        <w:t xml:space="preserve"> người ký bằng:</w:t>
+      </w:r>
+      <w:r>
+        <w:rPr>
+          <w:rFonts w:ascii="Times New Roman" w:hAnsi="Times New Roman"/>
+          <w:color w:val="000000"/>
+          <w:spacing w:val="-4"/>
+          <w:sz w:val="26"/>
+          <w:szCs w:val="26"/>
+          <w:lang w:val="vi-VN"/>
+        </w:rPr>
+        <w:t xml:space="preserve"> ....…</w:t>
+      </w:r>
+      <w:r>
+        <w:rPr>
+          <w:rFonts w:ascii="Times New Roman" w:hAnsi="Times New Roman"/>
+          <w:color w:val="000000"/>
+          <w:spacing w:val="-4"/>
+          <w:sz w:val="26"/>
+          <w:szCs w:val="26"/>
+        </w:rPr>
+        <w:t>…..</w:t>
+      </w:r>
+      <w:r>
+        <w:rPr>
+          <w:rFonts w:ascii="Times New Roman" w:hAnsi="Times New Roman"/>
+          <w:color w:val="000000"/>
+          <w:spacing w:val="-4"/>
+          <w:sz w:val="26"/>
+          <w:szCs w:val="26"/>
+          <w:lang w:val="vi-VN"/>
+        </w:rPr>
+        <w:t>............…</w:t>
+      </w:r>
+      <w:r>
+        <w:rPr>
+          <w:rFonts w:ascii="Times New Roman" w:hAnsi="Times New Roman"/>
+          <w:color w:val="000000"/>
+          <w:spacing w:val="-4"/>
+          <w:sz w:val="26"/>
+          <w:szCs w:val="26"/>
+        </w:rPr>
+        <w:t>…………………………………….</w:t>
       </w:r>
     </w:p>
     <w:p>
@@ -2404,12 +3271,6 @@
                 <w:lang w:val="pt-BR"/>
               </w:rPr>
             </w:pPr>
-            <w:r>
-              <w:rPr>
-                <w:rFonts w:ascii="Times New Roman" w:hAnsi="Times New Roman"/>
-              </w:rPr>
-              <w:t xml:space="preserve">{#educationHistory}{timeRange}</w:t>
-            </w:r>
           </w:p>
         </w:tc>
         <w:tc>
@@ -2436,12 +3297,6 @@
                 <w:szCs w:val="26"/>
               </w:rPr>
             </w:pPr>
-            <w:r>
-              <w:rPr>
-                <w:rFonts w:ascii="Times New Roman" w:hAnsi="Times New Roman"/>
-              </w:rPr>
-              <w:t xml:space="preserve">{schoolName}</w:t>
-            </w:r>
           </w:p>
         </w:tc>
         <w:tc>
@@ -2465,12 +3320,6 @@
                 <w:lang w:val="pt-BR"/>
               </w:rPr>
             </w:pPr>
-            <w:r>
-              <w:rPr>
-                <w:rFonts w:ascii="Times New Roman" w:hAnsi="Times New Roman"/>
-              </w:rPr>
-              <w:t xml:space="preserve">{major}</w:t>
-            </w:r>
           </w:p>
         </w:tc>
         <w:tc>
@@ -2494,12 +3343,6 @@
                 <w:lang w:val="pt-BR"/>
               </w:rPr>
             </w:pPr>
-            <w:r>
-              <w:rPr>
-                <w:rFonts w:ascii="Times New Roman" w:hAnsi="Times New Roman"/>
-              </w:rPr>
-              <w:t xml:space="preserve">{learningType}</w:t>
-            </w:r>
           </w:p>
         </w:tc>
         <w:tc>
@@ -2523,12 +3366,656 @@
                 <w:lang w:val="pt-BR"/>
               </w:rPr>
             </w:pPr>
-            <w:r>
-              <w:rPr>
-                <w:rFonts w:ascii="Times New Roman" w:hAnsi="Times New Roman"/>
-              </w:rPr>
-              <w:t xml:space="preserve">{degree}{/educationHistory}</w:t>
-            </w:r>
+          </w:p>
+        </w:tc>
+      </w:tr>
+      <w:tr>
+        <w:trPr>
+          <w:trHeight w:val="907"/>
+        </w:trPr>
+        <w:tc>
+          <w:tcPr>
+            <w:tcW w:w="974" w:type="pct"/>
+            <w:tcBorders>
+              <w:top w:val="single" w:sz="4" w:space="0" w:color="auto"/>
+              <w:left w:val="single" w:sz="4" w:space="0" w:color="auto"/>
+              <w:bottom w:val="single" w:sz="4" w:space="0" w:color="auto"/>
+              <w:right w:val="single" w:sz="4" w:space="0" w:color="auto"/>
+            </w:tcBorders>
+            <w:vAlign w:val="center"/>
+          </w:tcPr>
+          <w:p>
+            <w:pPr>
+              <w:autoSpaceDE w:val="0"/>
+              <w:autoSpaceDN w:val="0"/>
+              <w:adjustRightInd w:val="0"/>
+              <w:spacing w:after="0" w:line="312" w:lineRule="auto"/>
+              <w:ind w:left="25" w:hanging="25"/>
+              <w:jc w:val="both"/>
+              <w:rPr>
+                <w:rFonts w:ascii="Times New Roman" w:hAnsi="Times New Roman" w:cs="Times New Roman"/>
+                <w:b/>
+                <w:bCs/>
+                <w:sz w:val="26"/>
+                <w:szCs w:val="26"/>
+                <w:lang w:val="pt-BR"/>
+              </w:rPr>
+            </w:pPr>
+          </w:p>
+        </w:tc>
+        <w:tc>
+          <w:tcPr>
+            <w:tcW w:w="1052" w:type="pct"/>
+            <w:tcBorders>
+              <w:left w:val="single" w:sz="4" w:space="0" w:color="auto"/>
+            </w:tcBorders>
+            <w:vAlign w:val="center"/>
+          </w:tcPr>
+          <w:p>
+            <w:pPr>
+              <w:autoSpaceDE w:val="0"/>
+              <w:autoSpaceDN w:val="0"/>
+              <w:adjustRightInd w:val="0"/>
+              <w:spacing w:after="0" w:line="240" w:lineRule="auto"/>
+              <w:jc w:val="both"/>
+              <w:rPr>
+                <w:rFonts w:ascii="Times New Roman" w:hAnsi="Times New Roman" w:cs="Times New Roman"/>
+                <w:i/>
+                <w:iCs/>
+                <w:color w:val="FF0000"/>
+                <w:sz w:val="26"/>
+                <w:szCs w:val="26"/>
+              </w:rPr>
+            </w:pPr>
+          </w:p>
+        </w:tc>
+        <w:tc>
+          <w:tcPr>
+            <w:tcW w:w="899" w:type="pct"/>
+            <w:vAlign w:val="center"/>
+          </w:tcPr>
+          <w:p>
+            <w:pPr>
+              <w:autoSpaceDE w:val="0"/>
+              <w:autoSpaceDN w:val="0"/>
+              <w:adjustRightInd w:val="0"/>
+              <w:spacing w:after="0" w:line="312" w:lineRule="auto"/>
+              <w:jc w:val="both"/>
+              <w:rPr>
+                <w:rFonts w:ascii="Times New Roman" w:hAnsi="Times New Roman" w:cs="Times New Roman"/>
+                <w:b/>
+                <w:bCs/>
+                <w:sz w:val="26"/>
+                <w:szCs w:val="26"/>
+                <w:lang w:val="pt-BR"/>
+              </w:rPr>
+            </w:pPr>
+          </w:p>
+        </w:tc>
+        <w:tc>
+          <w:tcPr>
+            <w:tcW w:w="1101" w:type="pct"/>
+            <w:vAlign w:val="center"/>
+          </w:tcPr>
+          <w:p>
+            <w:pPr>
+              <w:autoSpaceDE w:val="0"/>
+              <w:autoSpaceDN w:val="0"/>
+              <w:adjustRightInd w:val="0"/>
+              <w:spacing w:after="0" w:line="312" w:lineRule="auto"/>
+              <w:jc w:val="both"/>
+              <w:rPr>
+                <w:rFonts w:ascii="Times New Roman" w:hAnsi="Times New Roman" w:cs="Times New Roman"/>
+                <w:b/>
+                <w:bCs/>
+                <w:sz w:val="26"/>
+                <w:szCs w:val="26"/>
+                <w:lang w:val="pt-BR"/>
+              </w:rPr>
+            </w:pPr>
+          </w:p>
+        </w:tc>
+        <w:tc>
+          <w:tcPr>
+            <w:tcW w:w="974" w:type="pct"/>
+            <w:vAlign w:val="center"/>
+          </w:tcPr>
+          <w:p>
+            <w:pPr>
+              <w:autoSpaceDE w:val="0"/>
+              <w:autoSpaceDN w:val="0"/>
+              <w:adjustRightInd w:val="0"/>
+              <w:spacing w:after="0" w:line="312" w:lineRule="auto"/>
+              <w:jc w:val="both"/>
+              <w:rPr>
+                <w:rFonts w:ascii="Times New Roman" w:hAnsi="Times New Roman" w:cs="Times New Roman"/>
+                <w:b/>
+                <w:bCs/>
+                <w:sz w:val="26"/>
+                <w:szCs w:val="26"/>
+                <w:lang w:val="pt-BR"/>
+              </w:rPr>
+            </w:pPr>
+          </w:p>
+        </w:tc>
+      </w:tr>
+      <w:tr>
+        <w:trPr>
+          <w:trHeight w:val="907"/>
+        </w:trPr>
+        <w:tc>
+          <w:tcPr>
+            <w:tcW w:w="974" w:type="pct"/>
+            <w:tcBorders>
+              <w:top w:val="single" w:sz="4" w:space="0" w:color="auto"/>
+              <w:left w:val="single" w:sz="4" w:space="0" w:color="auto"/>
+              <w:bottom w:val="single" w:sz="4" w:space="0" w:color="auto"/>
+              <w:right w:val="single" w:sz="4" w:space="0" w:color="auto"/>
+            </w:tcBorders>
+            <w:vAlign w:val="center"/>
+          </w:tcPr>
+          <w:p>
+            <w:pPr>
+              <w:autoSpaceDE w:val="0"/>
+              <w:autoSpaceDN w:val="0"/>
+              <w:adjustRightInd w:val="0"/>
+              <w:spacing w:after="0" w:line="312" w:lineRule="auto"/>
+              <w:ind w:left="31" w:firstLine="111"/>
+              <w:jc w:val="both"/>
+              <w:rPr>
+                <w:rFonts w:ascii="Times New Roman" w:hAnsi="Times New Roman" w:cs="Times New Roman"/>
+                <w:b/>
+                <w:bCs/>
+                <w:sz w:val="26"/>
+                <w:szCs w:val="26"/>
+                <w:lang w:val="pt-BR"/>
+              </w:rPr>
+            </w:pPr>
+          </w:p>
+        </w:tc>
+        <w:tc>
+          <w:tcPr>
+            <w:tcW w:w="1052" w:type="pct"/>
+            <w:tcBorders>
+              <w:left w:val="single" w:sz="4" w:space="0" w:color="auto"/>
+            </w:tcBorders>
+            <w:vAlign w:val="center"/>
+          </w:tcPr>
+          <w:p>
+            <w:pPr>
+              <w:autoSpaceDE w:val="0"/>
+              <w:autoSpaceDN w:val="0"/>
+              <w:adjustRightInd w:val="0"/>
+              <w:spacing w:after="0" w:line="240" w:lineRule="auto"/>
+              <w:jc w:val="both"/>
+              <w:rPr>
+                <w:rFonts w:ascii="Times New Roman" w:hAnsi="Times New Roman" w:cs="Times New Roman"/>
+                <w:i/>
+                <w:iCs/>
+                <w:color w:val="FF0000"/>
+                <w:sz w:val="26"/>
+                <w:szCs w:val="26"/>
+              </w:rPr>
+            </w:pPr>
+          </w:p>
+        </w:tc>
+        <w:tc>
+          <w:tcPr>
+            <w:tcW w:w="899" w:type="pct"/>
+            <w:vAlign w:val="center"/>
+          </w:tcPr>
+          <w:p>
+            <w:pPr>
+              <w:autoSpaceDE w:val="0"/>
+              <w:autoSpaceDN w:val="0"/>
+              <w:adjustRightInd w:val="0"/>
+              <w:spacing w:after="0" w:line="312" w:lineRule="auto"/>
+              <w:jc w:val="both"/>
+              <w:rPr>
+                <w:rFonts w:ascii="Times New Roman" w:hAnsi="Times New Roman" w:cs="Times New Roman"/>
+                <w:b/>
+                <w:bCs/>
+                <w:sz w:val="26"/>
+                <w:szCs w:val="26"/>
+                <w:lang w:val="pt-BR"/>
+              </w:rPr>
+            </w:pPr>
+          </w:p>
+        </w:tc>
+        <w:tc>
+          <w:tcPr>
+            <w:tcW w:w="1101" w:type="pct"/>
+            <w:vAlign w:val="center"/>
+          </w:tcPr>
+          <w:p>
+            <w:pPr>
+              <w:autoSpaceDE w:val="0"/>
+              <w:autoSpaceDN w:val="0"/>
+              <w:adjustRightInd w:val="0"/>
+              <w:spacing w:after="0" w:line="312" w:lineRule="auto"/>
+              <w:jc w:val="both"/>
+              <w:rPr>
+                <w:rFonts w:ascii="Times New Roman" w:hAnsi="Times New Roman" w:cs="Times New Roman"/>
+                <w:b/>
+                <w:bCs/>
+                <w:sz w:val="26"/>
+                <w:szCs w:val="26"/>
+                <w:lang w:val="pt-BR"/>
+              </w:rPr>
+            </w:pPr>
+          </w:p>
+        </w:tc>
+        <w:tc>
+          <w:tcPr>
+            <w:tcW w:w="974" w:type="pct"/>
+            <w:vAlign w:val="center"/>
+          </w:tcPr>
+          <w:p>
+            <w:pPr>
+              <w:autoSpaceDE w:val="0"/>
+              <w:autoSpaceDN w:val="0"/>
+              <w:adjustRightInd w:val="0"/>
+              <w:spacing w:after="0" w:line="312" w:lineRule="auto"/>
+              <w:jc w:val="both"/>
+              <w:rPr>
+                <w:rFonts w:ascii="Times New Roman" w:hAnsi="Times New Roman" w:cs="Times New Roman"/>
+                <w:b/>
+                <w:bCs/>
+                <w:sz w:val="26"/>
+                <w:szCs w:val="26"/>
+                <w:lang w:val="pt-BR"/>
+              </w:rPr>
+            </w:pPr>
+          </w:p>
+        </w:tc>
+      </w:tr>
+      <w:tr>
+        <w:trPr>
+          <w:trHeight w:val="907"/>
+        </w:trPr>
+        <w:tc>
+          <w:tcPr>
+            <w:tcW w:w="974" w:type="pct"/>
+            <w:tcBorders>
+              <w:top w:val="single" w:sz="4" w:space="0" w:color="auto"/>
+              <w:left w:val="single" w:sz="4" w:space="0" w:color="auto"/>
+              <w:bottom w:val="single" w:sz="4" w:space="0" w:color="auto"/>
+              <w:right w:val="single" w:sz="4" w:space="0" w:color="auto"/>
+            </w:tcBorders>
+            <w:vAlign w:val="center"/>
+          </w:tcPr>
+          <w:p>
+            <w:pPr>
+              <w:autoSpaceDE w:val="0"/>
+              <w:autoSpaceDN w:val="0"/>
+              <w:adjustRightInd w:val="0"/>
+              <w:spacing w:after="0" w:line="312" w:lineRule="auto"/>
+              <w:ind w:left="31"/>
+              <w:jc w:val="both"/>
+              <w:rPr>
+                <w:rFonts w:ascii="Times New Roman" w:hAnsi="Times New Roman" w:cs="Times New Roman"/>
+                <w:b/>
+                <w:bCs/>
+                <w:sz w:val="26"/>
+                <w:szCs w:val="26"/>
+                <w:lang w:val="pt-BR"/>
+              </w:rPr>
+            </w:pPr>
+          </w:p>
+        </w:tc>
+        <w:tc>
+          <w:tcPr>
+            <w:tcW w:w="1052" w:type="pct"/>
+            <w:tcBorders>
+              <w:left w:val="single" w:sz="4" w:space="0" w:color="auto"/>
+            </w:tcBorders>
+            <w:vAlign w:val="center"/>
+          </w:tcPr>
+          <w:p>
+            <w:pPr>
+              <w:autoSpaceDE w:val="0"/>
+              <w:autoSpaceDN w:val="0"/>
+              <w:adjustRightInd w:val="0"/>
+              <w:spacing w:after="0" w:line="240" w:lineRule="auto"/>
+              <w:jc w:val="both"/>
+              <w:rPr>
+                <w:rFonts w:ascii="Times New Roman" w:hAnsi="Times New Roman" w:cs="Times New Roman"/>
+                <w:i/>
+                <w:iCs/>
+                <w:color w:val="FF0000"/>
+                <w:sz w:val="26"/>
+                <w:szCs w:val="26"/>
+              </w:rPr>
+            </w:pPr>
+          </w:p>
+        </w:tc>
+        <w:tc>
+          <w:tcPr>
+            <w:tcW w:w="899" w:type="pct"/>
+            <w:vAlign w:val="center"/>
+          </w:tcPr>
+          <w:p>
+            <w:pPr>
+              <w:autoSpaceDE w:val="0"/>
+              <w:autoSpaceDN w:val="0"/>
+              <w:adjustRightInd w:val="0"/>
+              <w:spacing w:after="0" w:line="312" w:lineRule="auto"/>
+              <w:jc w:val="both"/>
+              <w:rPr>
+                <w:rFonts w:ascii="Times New Roman" w:hAnsi="Times New Roman" w:cs="Times New Roman"/>
+                <w:b/>
+                <w:bCs/>
+                <w:sz w:val="26"/>
+                <w:szCs w:val="26"/>
+                <w:lang w:val="pt-BR"/>
+              </w:rPr>
+            </w:pPr>
+          </w:p>
+        </w:tc>
+        <w:tc>
+          <w:tcPr>
+            <w:tcW w:w="1101" w:type="pct"/>
+            <w:vAlign w:val="center"/>
+          </w:tcPr>
+          <w:p>
+            <w:pPr>
+              <w:autoSpaceDE w:val="0"/>
+              <w:autoSpaceDN w:val="0"/>
+              <w:adjustRightInd w:val="0"/>
+              <w:spacing w:after="0" w:line="312" w:lineRule="auto"/>
+              <w:jc w:val="both"/>
+              <w:rPr>
+                <w:rFonts w:ascii="Times New Roman" w:hAnsi="Times New Roman" w:cs="Times New Roman"/>
+                <w:b/>
+                <w:bCs/>
+                <w:sz w:val="26"/>
+                <w:szCs w:val="26"/>
+                <w:lang w:val="pt-BR"/>
+              </w:rPr>
+            </w:pPr>
+          </w:p>
+        </w:tc>
+        <w:tc>
+          <w:tcPr>
+            <w:tcW w:w="974" w:type="pct"/>
+            <w:vAlign w:val="center"/>
+          </w:tcPr>
+          <w:p>
+            <w:pPr>
+              <w:autoSpaceDE w:val="0"/>
+              <w:autoSpaceDN w:val="0"/>
+              <w:adjustRightInd w:val="0"/>
+              <w:spacing w:after="0" w:line="312" w:lineRule="auto"/>
+              <w:jc w:val="both"/>
+              <w:rPr>
+                <w:rFonts w:ascii="Times New Roman" w:hAnsi="Times New Roman" w:cs="Times New Roman"/>
+                <w:b/>
+                <w:bCs/>
+                <w:sz w:val="26"/>
+                <w:szCs w:val="26"/>
+                <w:lang w:val="pt-BR"/>
+              </w:rPr>
+            </w:pPr>
+          </w:p>
+        </w:tc>
+      </w:tr>
+      <w:tr>
+        <w:trPr>
+          <w:trHeight w:val="907"/>
+        </w:trPr>
+        <w:tc>
+          <w:tcPr>
+            <w:tcW w:w="974" w:type="pct"/>
+            <w:tcBorders>
+              <w:top w:val="single" w:sz="4" w:space="0" w:color="auto"/>
+              <w:left w:val="single" w:sz="4" w:space="0" w:color="auto"/>
+              <w:bottom w:val="single" w:sz="4" w:space="0" w:color="auto"/>
+              <w:right w:val="single" w:sz="4" w:space="0" w:color="auto"/>
+            </w:tcBorders>
+            <w:vAlign w:val="center"/>
+          </w:tcPr>
+          <w:p>
+            <w:pPr>
+              <w:autoSpaceDE w:val="0"/>
+              <w:autoSpaceDN w:val="0"/>
+              <w:adjustRightInd w:val="0"/>
+              <w:spacing w:after="0" w:line="312" w:lineRule="auto"/>
+              <w:ind w:left="-111" w:firstLine="111"/>
+              <w:jc w:val="both"/>
+              <w:rPr>
+                <w:rFonts w:ascii="Times New Roman" w:hAnsi="Times New Roman" w:cs="Times New Roman"/>
+                <w:b/>
+                <w:bCs/>
+                <w:sz w:val="26"/>
+                <w:szCs w:val="26"/>
+                <w:lang w:val="pt-BR"/>
+              </w:rPr>
+            </w:pPr>
+          </w:p>
+        </w:tc>
+        <w:tc>
+          <w:tcPr>
+            <w:tcW w:w="1052" w:type="pct"/>
+            <w:tcBorders>
+              <w:left w:val="single" w:sz="4" w:space="0" w:color="auto"/>
+            </w:tcBorders>
+            <w:vAlign w:val="center"/>
+          </w:tcPr>
+          <w:p>
+            <w:pPr>
+              <w:autoSpaceDE w:val="0"/>
+              <w:autoSpaceDN w:val="0"/>
+              <w:adjustRightInd w:val="0"/>
+              <w:spacing w:after="0" w:line="312" w:lineRule="auto"/>
+              <w:jc w:val="both"/>
+              <w:rPr>
+                <w:rFonts w:ascii="Times New Roman" w:hAnsi="Times New Roman" w:cs="Times New Roman"/>
+                <w:b/>
+                <w:bCs/>
+                <w:sz w:val="26"/>
+                <w:szCs w:val="26"/>
+                <w:lang w:val="pt-BR"/>
+              </w:rPr>
+            </w:pPr>
+          </w:p>
+        </w:tc>
+        <w:tc>
+          <w:tcPr>
+            <w:tcW w:w="899" w:type="pct"/>
+            <w:vAlign w:val="center"/>
+          </w:tcPr>
+          <w:p>
+            <w:pPr>
+              <w:autoSpaceDE w:val="0"/>
+              <w:autoSpaceDN w:val="0"/>
+              <w:adjustRightInd w:val="0"/>
+              <w:spacing w:after="0" w:line="312" w:lineRule="auto"/>
+              <w:jc w:val="both"/>
+              <w:rPr>
+                <w:rFonts w:ascii="Times New Roman" w:hAnsi="Times New Roman" w:cs="Times New Roman"/>
+                <w:b/>
+                <w:bCs/>
+                <w:sz w:val="26"/>
+                <w:szCs w:val="26"/>
+                <w:lang w:val="pt-BR"/>
+              </w:rPr>
+            </w:pPr>
+          </w:p>
+        </w:tc>
+        <w:tc>
+          <w:tcPr>
+            <w:tcW w:w="1101" w:type="pct"/>
+            <w:vAlign w:val="center"/>
+          </w:tcPr>
+          <w:p>
+            <w:pPr>
+              <w:autoSpaceDE w:val="0"/>
+              <w:autoSpaceDN w:val="0"/>
+              <w:adjustRightInd w:val="0"/>
+              <w:spacing w:after="0" w:line="312" w:lineRule="auto"/>
+              <w:jc w:val="both"/>
+              <w:rPr>
+                <w:rFonts w:ascii="Times New Roman" w:hAnsi="Times New Roman" w:cs="Times New Roman"/>
+                <w:b/>
+                <w:bCs/>
+                <w:sz w:val="26"/>
+                <w:szCs w:val="26"/>
+                <w:lang w:val="pt-BR"/>
+              </w:rPr>
+            </w:pPr>
+          </w:p>
+        </w:tc>
+        <w:tc>
+          <w:tcPr>
+            <w:tcW w:w="974" w:type="pct"/>
+            <w:vAlign w:val="center"/>
+          </w:tcPr>
+          <w:p>
+            <w:pPr>
+              <w:autoSpaceDE w:val="0"/>
+              <w:autoSpaceDN w:val="0"/>
+              <w:adjustRightInd w:val="0"/>
+              <w:spacing w:after="0" w:line="312" w:lineRule="auto"/>
+              <w:jc w:val="both"/>
+              <w:rPr>
+                <w:rFonts w:ascii="Times New Roman" w:hAnsi="Times New Roman" w:cs="Times New Roman"/>
+                <w:b/>
+                <w:bCs/>
+                <w:sz w:val="26"/>
+                <w:szCs w:val="26"/>
+                <w:lang w:val="pt-BR"/>
+              </w:rPr>
+            </w:pPr>
+          </w:p>
+        </w:tc>
+      </w:tr>
+      <w:tr>
+        <w:trPr>
+          <w:trHeight w:val="907"/>
+        </w:trPr>
+        <w:tc>
+          <w:tcPr>
+            <w:tcW w:w="974" w:type="pct"/>
+            <w:tcBorders>
+              <w:top w:val="single" w:sz="4" w:space="0" w:color="auto"/>
+              <w:left w:val="single" w:sz="4" w:space="0" w:color="auto"/>
+              <w:bottom w:val="single" w:sz="4" w:space="0" w:color="auto"/>
+              <w:right w:val="single" w:sz="4" w:space="0" w:color="auto"/>
+            </w:tcBorders>
+            <w:vAlign w:val="center"/>
+          </w:tcPr>
+          <w:p>
+            <w:pPr>
+              <w:autoSpaceDE w:val="0"/>
+              <w:autoSpaceDN w:val="0"/>
+              <w:adjustRightInd w:val="0"/>
+              <w:spacing w:after="0" w:line="312" w:lineRule="auto"/>
+              <w:ind w:left="-111" w:firstLine="111"/>
+              <w:jc w:val="both"/>
+              <w:rPr>
+                <w:rFonts w:ascii="Times New Roman" w:hAnsi="Times New Roman" w:cs="Times New Roman"/>
+                <w:b/>
+                <w:bCs/>
+                <w:sz w:val="26"/>
+                <w:szCs w:val="26"/>
+                <w:lang w:val="pt-BR"/>
+              </w:rPr>
+            </w:pPr>
+          </w:p>
+        </w:tc>
+        <w:tc>
+          <w:tcPr>
+            <w:tcW w:w="1052" w:type="pct"/>
+            <w:tcBorders>
+              <w:left w:val="single" w:sz="4" w:space="0" w:color="auto"/>
+            </w:tcBorders>
+            <w:vAlign w:val="center"/>
+          </w:tcPr>
+          <w:p>
+            <w:pPr>
+              <w:autoSpaceDE w:val="0"/>
+              <w:autoSpaceDN w:val="0"/>
+              <w:adjustRightInd w:val="0"/>
+              <w:spacing w:after="0" w:line="312" w:lineRule="auto"/>
+              <w:jc w:val="both"/>
+              <w:rPr>
+                <w:rFonts w:ascii="Times New Roman" w:hAnsi="Times New Roman" w:cs="Times New Roman"/>
+                <w:b/>
+                <w:bCs/>
+                <w:sz w:val="26"/>
+                <w:szCs w:val="26"/>
+                <w:lang w:val="pt-BR"/>
+              </w:rPr>
+            </w:pPr>
+          </w:p>
+        </w:tc>
+        <w:tc>
+          <w:tcPr>
+            <w:tcW w:w="899" w:type="pct"/>
+            <w:vAlign w:val="center"/>
+          </w:tcPr>
+          <w:p>
+            <w:pPr>
+              <w:autoSpaceDE w:val="0"/>
+              <w:autoSpaceDN w:val="0"/>
+              <w:adjustRightInd w:val="0"/>
+              <w:spacing w:after="0" w:line="312" w:lineRule="auto"/>
+              <w:jc w:val="both"/>
+              <w:rPr>
+                <w:rFonts w:ascii="Times New Roman" w:hAnsi="Times New Roman" w:cs="Times New Roman"/>
+                <w:b/>
+                <w:bCs/>
+                <w:sz w:val="26"/>
+                <w:szCs w:val="26"/>
+                <w:lang w:val="pt-BR"/>
+              </w:rPr>
+            </w:pPr>
+          </w:p>
+        </w:tc>
+        <w:tc>
+          <w:tcPr>
+            <w:tcW w:w="1101" w:type="pct"/>
+            <w:vAlign w:val="center"/>
+          </w:tcPr>
+          <w:p>
+            <w:pPr>
+              <w:autoSpaceDE w:val="0"/>
+              <w:autoSpaceDN w:val="0"/>
+              <w:adjustRightInd w:val="0"/>
+              <w:spacing w:after="0" w:line="312" w:lineRule="auto"/>
+              <w:jc w:val="both"/>
+              <w:rPr>
+                <w:rFonts w:ascii="Times New Roman" w:hAnsi="Times New Roman" w:cs="Times New Roman"/>
+                <w:b/>
+                <w:bCs/>
+                <w:sz w:val="26"/>
+                <w:szCs w:val="26"/>
+                <w:lang w:val="pt-BR"/>
+              </w:rPr>
+            </w:pPr>
+          </w:p>
+        </w:tc>
+        <w:tc>
+          <w:tcPr>
+            <w:tcW w:w="974" w:type="pct"/>
+            <w:vAlign w:val="center"/>
+          </w:tcPr>
+          <w:p>
+            <w:pPr>
+              <w:autoSpaceDE w:val="0"/>
+              <w:autoSpaceDN w:val="0"/>
+              <w:adjustRightInd w:val="0"/>
+              <w:spacing w:after="0" w:line="312" w:lineRule="auto"/>
+              <w:jc w:val="both"/>
+              <w:rPr>
+                <w:rFonts w:ascii="Times New Roman" w:hAnsi="Times New Roman" w:cs="Times New Roman"/>
+                <w:b/>
+                <w:bCs/>
+                <w:sz w:val="26"/>
+                <w:szCs w:val="26"/>
+                <w:lang w:val="pt-BR"/>
+              </w:rPr>
+            </w:pPr>
           </w:p>
         </w:tc>
       </w:tr>
@@ -2867,12 +4354,6 @@
                 <w:lang w:val="en-US" w:eastAsia="en-US"/>
               </w:rPr>
             </w:pPr>
-            <w:r>
-              <w:rPr>
-                <w:rFonts w:ascii="Times New Roman" w:hAnsi="Times New Roman"/>
-              </w:rPr>
-              <w:t xml:space="preserve">{#workHistory}{timeRange}</w:t>
-            </w:r>
           </w:p>
         </w:tc>
         <w:tc>
@@ -2890,12 +4371,6 @@
                 <w:lang w:val="en-US" w:eastAsia="en-US"/>
               </w:rPr>
             </w:pPr>
-            <w:r>
-              <w:rPr>
-                <w:rFonts w:ascii="Times New Roman" w:hAnsi="Times New Roman"/>
-              </w:rPr>
-              <w:t xml:space="preserve">{organization}</w:t>
-            </w:r>
           </w:p>
         </w:tc>
         <w:tc>
@@ -2913,12 +4388,118 @@
                 <w:lang w:val="en-US" w:eastAsia="en-US"/>
               </w:rPr>
             </w:pPr>
-            <w:r>
+          </w:p>
+        </w:tc>
+      </w:tr>
+      <w:tr>
+        <w:trPr>
+          <w:trHeight w:val="784"/>
+        </w:trPr>
+        <w:tc>
+          <w:tcPr>
+            <w:tcW w:w="1036" w:type="pct"/>
+          </w:tcPr>
+          <w:p>
+            <w:pPr>
+              <w:pStyle w:val="BodyText"/>
+              <w:ind w:left="360"/>
               <w:rPr>
                 <w:rFonts w:ascii="Times New Roman" w:hAnsi="Times New Roman"/>
-              </w:rPr>
-              <w:t xml:space="preserve">{position}{/workHistory}</w:t>
-            </w:r>
+                <w:sz w:val="26"/>
+                <w:szCs w:val="26"/>
+                <w:lang w:val="en-US" w:eastAsia="en-US"/>
+              </w:rPr>
+            </w:pPr>
+          </w:p>
+        </w:tc>
+        <w:tc>
+          <w:tcPr>
+            <w:tcW w:w="2669" w:type="pct"/>
+          </w:tcPr>
+          <w:p>
+            <w:pPr>
+              <w:pStyle w:val="BodyText"/>
+              <w:ind w:left="360"/>
+              <w:rPr>
+                <w:rFonts w:ascii="Times New Roman" w:hAnsi="Times New Roman"/>
+                <w:sz w:val="26"/>
+                <w:szCs w:val="26"/>
+                <w:lang w:val="en-US" w:eastAsia="en-US"/>
+              </w:rPr>
+            </w:pPr>
+          </w:p>
+        </w:tc>
+        <w:tc>
+          <w:tcPr>
+            <w:tcW w:w="1295" w:type="pct"/>
+          </w:tcPr>
+          <w:p>
+            <w:pPr>
+              <w:pStyle w:val="BodyText"/>
+              <w:ind w:left="360"/>
+              <w:rPr>
+                <w:rFonts w:ascii="Times New Roman" w:hAnsi="Times New Roman"/>
+                <w:sz w:val="26"/>
+                <w:szCs w:val="26"/>
+                <w:lang w:val="en-US" w:eastAsia="en-US"/>
+              </w:rPr>
+            </w:pPr>
+          </w:p>
+        </w:tc>
+      </w:tr>
+      <w:tr>
+        <w:trPr>
+          <w:trHeight w:val="839"/>
+        </w:trPr>
+        <w:tc>
+          <w:tcPr>
+            <w:tcW w:w="1036" w:type="pct"/>
+          </w:tcPr>
+          <w:p>
+            <w:pPr>
+              <w:pStyle w:val="BodyText"/>
+              <w:ind w:left="360"/>
+              <w:rPr>
+                <w:rFonts w:ascii="Times New Roman" w:hAnsi="Times New Roman"/>
+                <w:sz w:val="26"/>
+                <w:szCs w:val="26"/>
+                <w:lang w:val="en-US" w:eastAsia="en-US"/>
+              </w:rPr>
+            </w:pPr>
+          </w:p>
+        </w:tc>
+        <w:tc>
+          <w:tcPr>
+            <w:tcW w:w="2669" w:type="pct"/>
+          </w:tcPr>
+          <w:p>
+            <w:pPr>
+              <w:pStyle w:val="BodyText"/>
+              <w:ind w:left="360"/>
+              <w:rPr>
+                <w:rFonts w:ascii="Times New Roman" w:hAnsi="Times New Roman"/>
+                <w:sz w:val="26"/>
+                <w:szCs w:val="26"/>
+                <w:lang w:val="en-US" w:eastAsia="en-US"/>
+              </w:rPr>
+            </w:pPr>
+          </w:p>
+        </w:tc>
+        <w:tc>
+          <w:tcPr>
+            <w:tcW w:w="1295" w:type="pct"/>
+          </w:tcPr>
+          <w:p>
+            <w:pPr>
+              <w:pStyle w:val="BodyText"/>
+              <w:ind w:left="360"/>
+              <w:rPr>
+                <w:rFonts w:ascii="Times New Roman" w:hAnsi="Times New Roman"/>
+                <w:sz w:val="26"/>
+                <w:szCs w:val="26"/>
+                <w:lang w:val="en-US" w:eastAsia="en-US"/>
+              </w:rPr>
+            </w:pPr>
           </w:p>
         </w:tc>
       </w:tr>
@@ -2964,9 +4545,21 @@
       </w:pPr>
       <w:r>
         <w:rPr>
-          <w:rFonts w:ascii="Times New Roman" w:hAnsi="Times New Roman"/>
-        </w:rPr>
-        <w:t xml:space="preserve">{#scientificWorks}</w:t>
+          <w:rFonts w:ascii="Times New Roman" w:hAnsi="Times New Roman" w:cs="Times New Roman"/>
+          <w:bCs/>
+          <w:sz w:val="26"/>
+          <w:szCs w:val="26"/>
+        </w:rPr>
+        <w:t>………………………………………………………………………………………………</w:t>
+      </w:r>
+      <w:r>
+        <w:rPr>
+          <w:rFonts w:ascii="Times New Roman" w:hAnsi="Times New Roman" w:cs="Times New Roman"/>
+          <w:bCs/>
+          <w:sz w:val="26"/>
+          <w:szCs w:val="26"/>
+        </w:rPr>
+        <w:t>…</w:t>
       </w:r>
     </w:p>
     <w:p>
@@ -2982,9 +4575,21 @@
       </w:pPr>
       <w:r>
         <w:rPr>
-          <w:rFonts w:ascii="Times New Roman" w:hAnsi="Times New Roman"/>
-        </w:rPr>
-        <w:t xml:space="preserve">- {this}</w:t>
+          <w:rFonts w:ascii="Times New Roman" w:hAnsi="Times New Roman" w:cs="Times New Roman"/>
+          <w:bCs/>
+          <w:sz w:val="26"/>
+          <w:szCs w:val="26"/>
+        </w:rPr>
+        <w:t>………………………………………………………………………………………………</w:t>
+      </w:r>
+      <w:r>
+        <w:rPr>
+          <w:rFonts w:ascii="Times New Roman" w:hAnsi="Times New Roman" w:cs="Times New Roman"/>
+          <w:bCs/>
+          <w:sz w:val="26"/>
+          <w:szCs w:val="26"/>
+        </w:rPr>
+        <w:t>…</w:t>
       </w:r>
     </w:p>
     <w:p>
@@ -3000,9 +4605,12 @@
       </w:pPr>
       <w:r>
         <w:rPr>
-          <w:rFonts w:ascii="Times New Roman" w:hAnsi="Times New Roman"/>
-        </w:rPr>
-        <w:t xml:space="preserve">{/scientificWorks}</w:t>
+          <w:rFonts w:ascii="Times New Roman" w:hAnsi="Times New Roman" w:cs="Times New Roman"/>
+          <w:bCs/>
+          <w:sz w:val="26"/>
+          <w:szCs w:val="26"/>
+        </w:rPr>
+        <w:t>…………………………………………………………………………………………………</w:t>
       </w:r>
     </w:p>
     <w:p>
@@ -3109,9 +4717,48 @@
       </w:pPr>
       <w:r>
         <w:rPr>
-          <w:rFonts w:ascii="Times New Roman" w:hAnsi="Times New Roman"/>
-        </w:rPr>
-        <w:t xml:space="preserve">Khen thưởng: {rewards}</w:t>
+          <w:rFonts w:ascii="Times New Roman" w:hAnsi="Times New Roman" w:cs="Times New Roman"/>
+          <w:b/>
+          <w:sz w:val="26"/>
+          <w:szCs w:val="26"/>
+        </w:rPr>
+        <w:t>Khen thưởng:</w:t>
+      </w:r>
+      <w:r>
+        <w:rPr>
+          <w:rFonts w:ascii="Times New Roman" w:hAnsi="Times New Roman" w:cs="Times New Roman"/>
+          <w:b/>
+          <w:sz w:val="26"/>
+          <w:szCs w:val="26"/>
+        </w:rPr>
+        <w:t xml:space="preserve"> </w:t>
+      </w:r>
+      <w:r>
+        <w:rPr>
+          <w:rFonts w:ascii="Times New Roman" w:hAnsi="Times New Roman" w:cs="Times New Roman"/>
+          <w:bCs/>
+          <w:sz w:val="26"/>
+          <w:szCs w:val="26"/>
+        </w:rPr>
+        <w:t>……</w:t>
+      </w:r>
+      <w:r>
+        <w:rPr>
+          <w:rFonts w:ascii="Times New Roman" w:hAnsi="Times New Roman" w:cs="Times New Roman"/>
+          <w:bCs/>
+          <w:sz w:val="26"/>
+          <w:szCs w:val="26"/>
+        </w:rPr>
+        <w:t>………………………………………………………………………...</w:t>
+      </w:r>
+      <w:r>
+        <w:rPr>
+          <w:rFonts w:ascii="Times New Roman" w:hAnsi="Times New Roman" w:cs="Times New Roman"/>
+          <w:bCs/>
+          <w:sz w:val="26"/>
+          <w:szCs w:val="26"/>
+        </w:rPr>
+        <w:t>....</w:t>
       </w:r>
     </w:p>
     <w:p>
@@ -3127,9 +4774,21 @@
       </w:pPr>
       <w:r>
         <w:rPr>
-          <w:rFonts w:ascii="Times New Roman" w:hAnsi="Times New Roman"/>
-        </w:rPr>
-        <w:t xml:space="preserve"/>
+          <w:rFonts w:ascii="Times New Roman" w:hAnsi="Times New Roman" w:cs="Times New Roman"/>
+          <w:bCs/>
+          <w:sz w:val="26"/>
+          <w:szCs w:val="26"/>
+        </w:rPr>
+        <w:t>………………………………………………………………………………………………</w:t>
+      </w:r>
+      <w:r>
+        <w:rPr>
+          <w:rFonts w:ascii="Times New Roman" w:hAnsi="Times New Roman" w:cs="Times New Roman"/>
+          <w:bCs/>
+          <w:sz w:val="26"/>
+          <w:szCs w:val="26"/>
+        </w:rPr>
+        <w:t>…</w:t>
       </w:r>
     </w:p>
     <w:p>
@@ -3145,9 +4804,59 @@
       </w:pPr>
       <w:r>
         <w:rPr>
-          <w:rFonts w:ascii="Times New Roman" w:hAnsi="Times New Roman"/>
-        </w:rPr>
-        <w:t xml:space="preserve">Kỷ luật: {discipline}</w:t>
+          <w:rFonts w:ascii="Times New Roman" w:hAnsi="Times New Roman" w:cs="Times New Roman"/>
+          <w:b/>
+          <w:sz w:val="26"/>
+          <w:szCs w:val="26"/>
+        </w:rPr>
+        <w:t xml:space="preserve">Kỷ </w:t>
+      </w:r>
+      <w:proofErr w:type="gramStart"/>
+      <w:r>
+        <w:rPr>
+          <w:rFonts w:ascii="Times New Roman" w:hAnsi="Times New Roman" w:cs="Times New Roman"/>
+          <w:b/>
+          <w:sz w:val="26"/>
+          <w:szCs w:val="26"/>
+        </w:rPr>
+        <w:t>luật</w:t>
+      </w:r>
+      <w:r>
+        <w:rPr>
+          <w:rFonts w:ascii="Times New Roman" w:hAnsi="Times New Roman" w:cs="Times New Roman"/>
+          <w:bCs/>
+          <w:sz w:val="26"/>
+          <w:szCs w:val="26"/>
+        </w:rPr>
+        <w:t>:…</w:t>
+      </w:r>
+      <w:proofErr w:type="gramEnd"/>
+      <w:r>
+        <w:rPr>
+          <w:rFonts w:ascii="Times New Roman" w:hAnsi="Times New Roman" w:cs="Times New Roman"/>
+          <w:bCs/>
+          <w:sz w:val="26"/>
+          <w:szCs w:val="26"/>
+        </w:rPr>
+        <w:t>……</w:t>
+      </w:r>
+      <w:r>
+        <w:rPr>
+          <w:rFonts w:ascii="Times New Roman" w:hAnsi="Times New Roman" w:cs="Times New Roman"/>
+          <w:bCs/>
+          <w:sz w:val="26"/>
+          <w:szCs w:val="26"/>
+        </w:rPr>
+        <w:t>……………………………………………………………………………</w:t>
+      </w:r>
+      <w:r>
+        <w:rPr>
+          <w:rFonts w:ascii="Times New Roman" w:hAnsi="Times New Roman" w:cs="Times New Roman"/>
+          <w:bCs/>
+          <w:sz w:val="26"/>
+          <w:szCs w:val="26"/>
+        </w:rPr>
+        <w:t>…..</w:t>
       </w:r>
     </w:p>
     <w:p>
@@ -3163,9 +4872,21 @@
       </w:pPr>
       <w:r>
         <w:rPr>
-          <w:rFonts w:ascii="Times New Roman" w:hAnsi="Times New Roman"/>
-        </w:rPr>
-        <w:t xml:space="preserve"/>
+          <w:rFonts w:ascii="Times New Roman" w:hAnsi="Times New Roman" w:cs="Times New Roman"/>
+          <w:bCs/>
+          <w:sz w:val="26"/>
+          <w:szCs w:val="26"/>
+        </w:rPr>
+        <w:t>………………………………………………………………………………………………</w:t>
+      </w:r>
+      <w:r>
+        <w:rPr>
+          <w:rFonts w:ascii="Times New Roman" w:hAnsi="Times New Roman" w:cs="Times New Roman"/>
+          <w:bCs/>
+          <w:sz w:val="26"/>
+          <w:szCs w:val="26"/>
+        </w:rPr>
+        <w:t>…</w:t>
       </w:r>
     </w:p>
     <w:p>
@@ -3294,8 +5015,138 @@
       <w:r>
         <w:rPr>
           <w:rFonts w:ascii="Times New Roman" w:hAnsi="Times New Roman"/>
-        </w:rPr>
-        <w:t xml:space="preserve">- Họ và tên CHA: {father_name}  Ngày sinh: {father_yob}</w:t>
+          <w:b/>
+          <w:color w:val="000000"/>
+          <w:sz w:val="26"/>
+          <w:szCs w:val="26"/>
+          <w:lang w:val="vi-VN"/>
+        </w:rPr>
+        <w:t xml:space="preserve">- Họ và tên </w:t>
+      </w:r>
+      <w:r>
+        <w:rPr>
+          <w:rFonts w:ascii="Times New Roman" w:hAnsi="Times New Roman"/>
+          <w:b/>
+          <w:color w:val="000000"/>
+          <w:sz w:val="26"/>
+          <w:szCs w:val="26"/>
+        </w:rPr>
+        <w:t>CHA</w:t>
+      </w:r>
+      <w:r>
+        <w:rPr>
+          <w:rFonts w:ascii="Times New Roman" w:hAnsi="Times New Roman"/>
+          <w:color w:val="000000"/>
+          <w:sz w:val="26"/>
+          <w:szCs w:val="26"/>
+          <w:lang w:val="vi-VN"/>
+        </w:rPr>
+        <w:t>:............................</w:t>
+      </w:r>
+      <w:r>
+        <w:rPr>
+          <w:rFonts w:ascii="Times New Roman" w:hAnsi="Times New Roman"/>
+          <w:color w:val="000000"/>
+          <w:sz w:val="26"/>
+          <w:szCs w:val="26"/>
+          <w:lang w:val="vi-VN"/>
+        </w:rPr>
+        <w:t>.....……......................</w:t>
+      </w:r>
+      <w:r>
+        <w:rPr>
+          <w:rFonts w:ascii="Times New Roman" w:hAnsi="Times New Roman"/>
+          <w:color w:val="000000"/>
+          <w:sz w:val="26"/>
+          <w:szCs w:val="26"/>
+        </w:rPr>
+        <w:t>.</w:t>
+      </w:r>
+      <w:r>
+        <w:rPr>
+          <w:rFonts w:ascii="Times New Roman" w:hAnsi="Times New Roman"/>
+          <w:color w:val="000000"/>
+          <w:sz w:val="26"/>
+          <w:szCs w:val="26"/>
+        </w:rPr>
+        <w:t>.</w:t>
+      </w:r>
+      <w:r>
+        <w:rPr>
+          <w:rFonts w:ascii="Times New Roman" w:hAnsi="Times New Roman"/>
+          <w:color w:val="000000"/>
+          <w:sz w:val="26"/>
+          <w:szCs w:val="26"/>
+        </w:rPr>
+        <w:t>N</w:t>
+      </w:r>
+      <w:r>
+        <w:rPr>
+          <w:rFonts w:ascii="Times New Roman" w:hAnsi="Times New Roman"/>
+          <w:color w:val="000000"/>
+          <w:sz w:val="26"/>
+          <w:szCs w:val="26"/>
+          <w:lang w:val="vi-VN"/>
+        </w:rPr>
+        <w:t>gày</w:t>
+      </w:r>
+      <w:r>
+        <w:rPr>
+          <w:rFonts w:ascii="Times New Roman" w:hAnsi="Times New Roman"/>
+          <w:color w:val="000000"/>
+          <w:sz w:val="26"/>
+          <w:szCs w:val="26"/>
+        </w:rPr>
+        <w:t xml:space="preserve"> </w:t>
+      </w:r>
+      <w:proofErr w:type="gramStart"/>
+      <w:r>
+        <w:rPr>
+          <w:rFonts w:ascii="Times New Roman" w:hAnsi="Times New Roman"/>
+          <w:color w:val="000000"/>
+          <w:sz w:val="26"/>
+          <w:szCs w:val="26"/>
+        </w:rPr>
+        <w:t>sinh</w:t>
+      </w:r>
+      <w:r>
+        <w:rPr>
+          <w:rFonts w:ascii="Times New Roman" w:hAnsi="Times New Roman"/>
+          <w:color w:val="000000"/>
+          <w:sz w:val="26"/>
+          <w:szCs w:val="26"/>
+          <w:lang w:val="vi-VN"/>
+        </w:rPr>
+        <w:t>:........</w:t>
+      </w:r>
+      <w:proofErr w:type="gramEnd"/>
+      <w:r>
+        <w:rPr>
+          <w:rFonts w:ascii="Times New Roman" w:hAnsi="Times New Roman"/>
+          <w:color w:val="000000"/>
+          <w:sz w:val="26"/>
+          <w:szCs w:val="26"/>
+          <w:lang w:val="vi-VN"/>
+        </w:rPr>
+        <w:t>…...............</w:t>
+      </w:r>
+      <w:r>
+        <w:rPr>
+          <w:rFonts w:ascii="Times New Roman" w:hAnsi="Times New Roman"/>
+          <w:color w:val="000000"/>
+          <w:sz w:val="26"/>
+          <w:szCs w:val="26"/>
+        </w:rPr>
+        <w:t>......</w:t>
+      </w:r>
+      <w:r>
+        <w:rPr>
+          <w:rFonts w:ascii="Times New Roman" w:hAnsi="Times New Roman"/>
+          <w:color w:val="000000"/>
+          <w:sz w:val="26"/>
+          <w:szCs w:val="26"/>
+        </w:rPr>
+        <w:t>...</w:t>
       </w:r>
     </w:p>
     <w:p>
@@ -3313,8 +5164,90 @@
       <w:r>
         <w:rPr>
           <w:rFonts w:ascii="Times New Roman" w:hAnsi="Times New Roman"/>
-        </w:rPr>
-        <w:t xml:space="preserve">- Số điện thoại: {father_phone}  Nghề nghiệp: {father_job}</w:t>
+          <w:color w:val="000000"/>
+          <w:sz w:val="26"/>
+          <w:szCs w:val="26"/>
+        </w:rPr>
+        <w:t xml:space="preserve">- </w:t>
+      </w:r>
+      <w:r>
+        <w:rPr>
+          <w:rFonts w:ascii="Times New Roman" w:hAnsi="Times New Roman"/>
+          <w:color w:val="000000"/>
+          <w:sz w:val="26"/>
+          <w:szCs w:val="26"/>
+          <w:lang w:val="vi-VN"/>
+        </w:rPr>
+        <w:t xml:space="preserve">Số điện </w:t>
+      </w:r>
+      <w:proofErr w:type="gramStart"/>
+      <w:r>
+        <w:rPr>
+          <w:rFonts w:ascii="Times New Roman" w:hAnsi="Times New Roman"/>
+          <w:color w:val="000000"/>
+          <w:sz w:val="26"/>
+          <w:szCs w:val="26"/>
+          <w:lang w:val="vi-VN"/>
+        </w:rPr>
+        <w:t>thoại</w:t>
+      </w:r>
+      <w:r>
+        <w:rPr>
+          <w:rFonts w:ascii="Times New Roman" w:hAnsi="Times New Roman"/>
+          <w:color w:val="000000"/>
+          <w:sz w:val="26"/>
+          <w:szCs w:val="26"/>
+        </w:rPr>
+        <w:t>:</w:t>
+      </w:r>
+      <w:r>
+        <w:rPr>
+          <w:rFonts w:ascii="Times New Roman" w:hAnsi="Times New Roman"/>
+          <w:color w:val="000000"/>
+          <w:sz w:val="26"/>
+          <w:szCs w:val="26"/>
+          <w:lang w:val="vi-VN"/>
+        </w:rPr>
+        <w:t>…</w:t>
+      </w:r>
+      <w:proofErr w:type="gramEnd"/>
+      <w:r>
+        <w:rPr>
+          <w:rFonts w:ascii="Times New Roman" w:hAnsi="Times New Roman"/>
+          <w:color w:val="000000"/>
+          <w:sz w:val="26"/>
+          <w:szCs w:val="26"/>
+          <w:lang w:val="vi-VN"/>
+        </w:rPr>
+        <w:t>……………………</w:t>
+      </w:r>
+      <w:r>
+        <w:rPr>
+          <w:rFonts w:ascii="Times New Roman" w:hAnsi="Times New Roman"/>
+          <w:color w:val="000000"/>
+          <w:sz w:val="26"/>
+          <w:szCs w:val="26"/>
+        </w:rPr>
+        <w:t>…………….</w:t>
+      </w:r>
+      <w:r>
+        <w:rPr>
+          <w:rFonts w:ascii="Times New Roman" w:hAnsi="Times New Roman"/>
+          <w:color w:val="000000"/>
+          <w:sz w:val="26"/>
+          <w:szCs w:val="26"/>
+          <w:lang w:val="vi-VN"/>
+        </w:rPr>
+        <w:t>Nghề nghiệp:..............……..................</w:t>
+      </w:r>
+      <w:r>
+        <w:rPr>
+          <w:rFonts w:ascii="Times New Roman" w:hAnsi="Times New Roman"/>
+          <w:color w:val="000000"/>
+          <w:sz w:val="26"/>
+          <w:szCs w:val="26"/>
+        </w:rPr>
+        <w:t>.....</w:t>
       </w:r>
     </w:p>
     <w:p>
@@ -3332,9 +5265,79 @@
       <w:r>
         <w:rPr>
           <w:rFonts w:ascii="Times New Roman" w:hAnsi="Times New Roman"/>
-        </w:rPr>
-        <w:t xml:space="preserve">- Địa chỉ thường trú: {father_address}</w:t>
-      </w:r>
+          <w:color w:val="000000"/>
+          <w:sz w:val="26"/>
+          <w:szCs w:val="26"/>
+        </w:rPr>
+        <w:t xml:space="preserve">- </w:t>
+      </w:r>
+      <w:r>
+        <w:rPr>
+          <w:rFonts w:ascii="Times New Roman" w:hAnsi="Times New Roman"/>
+          <w:color w:val="000000"/>
+          <w:sz w:val="26"/>
+          <w:szCs w:val="26"/>
+          <w:lang w:val="vi-VN"/>
+        </w:rPr>
+        <w:t xml:space="preserve">Địa chỉ thường </w:t>
+      </w:r>
+      <w:proofErr w:type="gramStart"/>
+      <w:r>
+        <w:rPr>
+          <w:rFonts w:ascii="Times New Roman" w:hAnsi="Times New Roman"/>
+          <w:color w:val="000000"/>
+          <w:sz w:val="26"/>
+          <w:szCs w:val="26"/>
+          <w:lang w:val="vi-VN"/>
+        </w:rPr>
+        <w:t>trú:.........................................................</w:t>
+      </w:r>
+      <w:r>
+        <w:rPr>
+          <w:rFonts w:ascii="Times New Roman" w:hAnsi="Times New Roman"/>
+          <w:color w:val="000000"/>
+          <w:sz w:val="26"/>
+          <w:szCs w:val="26"/>
+        </w:rPr>
+        <w:t>..............................................</w:t>
+      </w:r>
+      <w:r>
+        <w:rPr>
+          <w:rFonts w:ascii="Times New Roman" w:hAnsi="Times New Roman"/>
+          <w:color w:val="000000"/>
+          <w:sz w:val="26"/>
+          <w:szCs w:val="26"/>
+        </w:rPr>
+        <w:t>........</w:t>
+      </w:r>
+      <w:r>
+        <w:rPr>
+          <w:rFonts w:ascii="Times New Roman" w:hAnsi="Times New Roman"/>
+          <w:color w:val="000000"/>
+          <w:sz w:val="26"/>
+          <w:szCs w:val="26"/>
+        </w:rPr>
+        <w:t>..</w:t>
+      </w:r>
+      <w:r>
+        <w:rPr>
+          <w:rFonts w:ascii="Times New Roman" w:hAnsi="Times New Roman"/>
+          <w:color w:val="000000"/>
+          <w:sz w:val="26"/>
+          <w:szCs w:val="26"/>
+        </w:rPr>
+        <w:t>.</w:t>
+      </w:r>
+      <w:r>
+        <w:rPr>
+          <w:rFonts w:ascii="Times New Roman" w:hAnsi="Times New Roman"/>
+          <w:color w:val="000000"/>
+          <w:sz w:val="26"/>
+          <w:szCs w:val="26"/>
+        </w:rPr>
+        <w:t>.</w:t>
+      </w:r>
+      <w:proofErr w:type="gramEnd"/>
     </w:p>
     <w:p>
       <w:pPr>
@@ -3350,8 +5353,155 @@
       <w:r>
         <w:rPr>
           <w:rFonts w:ascii="Times New Roman" w:hAnsi="Times New Roman"/>
-        </w:rPr>
-        <w:t xml:space="preserve">- Trình độ học vấn: {father_edu_sdh} Sau đại học  {father_edu_dh} Đại học  {father_edu_cd} Cao đẳng  {father_edu_tc} Trung cấp</w:t>
+          <w:color w:val="000000"/>
+          <w:sz w:val="26"/>
+          <w:szCs w:val="26"/>
+        </w:rPr>
+        <w:t xml:space="preserve">- </w:t>
+      </w:r>
+      <w:r>
+        <w:rPr>
+          <w:rFonts w:ascii="Times New Roman" w:hAnsi="Times New Roman"/>
+          <w:color w:val="000000"/>
+          <w:sz w:val="26"/>
+          <w:szCs w:val="26"/>
+        </w:rPr>
+        <w:t xml:space="preserve">Trình độ học vấn:  </w:t>
+      </w:r>
+      <w:r>
+        <w:rPr>
+          <w:rFonts w:ascii="Times New Roman" w:hAnsi="Times New Roman"/>
+          <w:color w:val="000000"/>
+          <w:sz w:val="26"/>
+          <w:szCs w:val="26"/>
+        </w:rPr>
+        <w:sym w:font="Wingdings 2" w:char="00A3"/>
+      </w:r>
+      <w:r>
+        <w:rPr>
+          <w:rFonts w:ascii="Times New Roman" w:hAnsi="Times New Roman"/>
+          <w:color w:val="000000"/>
+          <w:sz w:val="26"/>
+          <w:szCs w:val="26"/>
+        </w:rPr>
+        <w:t xml:space="preserve"> Sau đại học </w:t>
+      </w:r>
+      <w:r>
+        <w:rPr>
+          <w:rFonts w:ascii="Times New Roman" w:hAnsi="Times New Roman"/>
+          <w:color w:val="000000"/>
+          <w:sz w:val="26"/>
+          <w:szCs w:val="26"/>
+        </w:rPr>
+        <w:tab/>
+      </w:r>
+      <w:r>
+        <w:rPr>
+          <w:rFonts w:ascii="Times New Roman" w:hAnsi="Times New Roman"/>
+          <w:color w:val="000000"/>
+          <w:sz w:val="26"/>
+          <w:szCs w:val="26"/>
+        </w:rPr>
+        <w:sym w:font="Wingdings 2" w:char="00A3"/>
+      </w:r>
+      <w:r>
+        <w:rPr>
+          <w:rFonts w:ascii="Times New Roman" w:hAnsi="Times New Roman"/>
+          <w:color w:val="000000"/>
+          <w:sz w:val="26"/>
+          <w:szCs w:val="26"/>
+        </w:rPr>
+        <w:t xml:space="preserve"> Đại học</w:t>
+      </w:r>
+      <w:r>
+        <w:rPr>
+          <w:rFonts w:ascii="Times New Roman" w:hAnsi="Times New Roman"/>
+          <w:color w:val="000000"/>
+          <w:sz w:val="26"/>
+          <w:szCs w:val="26"/>
+        </w:rPr>
+        <w:t xml:space="preserve">  </w:t>
+      </w:r>
+      <w:r>
+        <w:rPr>
+          <w:rFonts w:ascii="Times New Roman" w:hAnsi="Times New Roman"/>
+          <w:color w:val="000000"/>
+          <w:sz w:val="26"/>
+          <w:szCs w:val="26"/>
+        </w:rPr>
+        <w:t xml:space="preserve">     </w:t>
+      </w:r>
+      <w:r>
+        <w:rPr>
+          <w:rFonts w:ascii="Times New Roman" w:hAnsi="Times New Roman"/>
+          <w:color w:val="000000"/>
+          <w:sz w:val="26"/>
+          <w:szCs w:val="26"/>
+        </w:rPr>
+        <w:t xml:space="preserve">   </w:t>
+      </w:r>
+      <w:r>
+        <w:rPr>
+          <w:rFonts w:ascii="Times New Roman" w:hAnsi="Times New Roman"/>
+          <w:color w:val="000000"/>
+          <w:sz w:val="26"/>
+          <w:szCs w:val="26"/>
+        </w:rPr>
+        <w:sym w:font="Wingdings 2" w:char="00A3"/>
+      </w:r>
+      <w:r>
+        <w:rPr>
+          <w:rFonts w:ascii="Times New Roman" w:hAnsi="Times New Roman"/>
+          <w:color w:val="000000"/>
+          <w:sz w:val="26"/>
+          <w:szCs w:val="26"/>
+        </w:rPr>
+        <w:t xml:space="preserve"> Cao đẳng       </w:t>
+      </w:r>
+      <w:r>
+        <w:rPr>
+          <w:rFonts w:ascii="Times New Roman" w:hAnsi="Times New Roman"/>
+          <w:color w:val="000000"/>
+          <w:sz w:val="26"/>
+          <w:szCs w:val="26"/>
+        </w:rPr>
+        <w:t xml:space="preserve">  </w:t>
+      </w:r>
+      <w:r>
+        <w:rPr>
+          <w:rFonts w:ascii="Times New Roman" w:hAnsi="Times New Roman"/>
+          <w:color w:val="000000"/>
+          <w:sz w:val="26"/>
+          <w:szCs w:val="26"/>
+        </w:rPr>
+        <w:sym w:font="Wingdings 2" w:char="00A3"/>
+      </w:r>
+      <w:r>
+        <w:rPr>
+          <w:rFonts w:ascii="Times New Roman" w:hAnsi="Times New Roman"/>
+          <w:color w:val="000000"/>
+          <w:sz w:val="26"/>
+          <w:szCs w:val="26"/>
+        </w:rPr>
+        <w:t xml:space="preserve"> Trung cấp</w:t>
+      </w:r>
+      <w:r>
+        <w:rPr>
+          <w:rFonts w:ascii="Times New Roman" w:hAnsi="Times New Roman"/>
+          <w:color w:val="000000"/>
+          <w:sz w:val="26"/>
+          <w:szCs w:val="26"/>
+        </w:rPr>
+        <w:tab/>
+      </w:r>
+      <w:r>
+        <w:rPr>
+          <w:rFonts w:ascii="Times New Roman" w:hAnsi="Times New Roman"/>
+          <w:color w:val="000000"/>
+          <w:sz w:val="26"/>
+          <w:szCs w:val="26"/>
+        </w:rPr>
+        <w:t xml:space="preserve">       </w:t>
       </w:r>
     </w:p>
     <w:p>
@@ -3368,8 +5518,74 @@
       <w:r>
         <w:rPr>
           <w:rFonts w:ascii="Times New Roman" w:hAnsi="Times New Roman"/>
-        </w:rPr>
-        <w:t xml:space="preserve">            {father_edu_ptth} Phổ thông trung học                       {father_edu_chuatn} Chưa tốt nghiệp PTTH</w:t>
+          <w:color w:val="000000"/>
+          <w:sz w:val="26"/>
+          <w:szCs w:val="26"/>
+        </w:rPr>
+        <w:t xml:space="preserve">           </w:t>
+      </w:r>
+      <w:r>
+        <w:rPr>
+          <w:rFonts w:ascii="Times New Roman" w:hAnsi="Times New Roman"/>
+          <w:color w:val="000000"/>
+          <w:sz w:val="26"/>
+          <w:szCs w:val="26"/>
+        </w:rPr>
+        <w:sym w:font="Wingdings 2" w:char="00A3"/>
+      </w:r>
+      <w:r>
+        <w:rPr>
+          <w:rFonts w:ascii="Times New Roman" w:hAnsi="Times New Roman"/>
+          <w:color w:val="000000"/>
+          <w:sz w:val="26"/>
+          <w:szCs w:val="26"/>
+        </w:rPr>
+        <w:t xml:space="preserve"> Phổ thông trung học</w:t>
+      </w:r>
+      <w:r>
+        <w:rPr>
+          <w:rFonts w:ascii="Times New Roman" w:hAnsi="Times New Roman"/>
+          <w:color w:val="000000"/>
+          <w:sz w:val="26"/>
+          <w:szCs w:val="26"/>
+        </w:rPr>
+        <w:t xml:space="preserve">  </w:t>
+      </w:r>
+      <w:r>
+        <w:rPr>
+          <w:rFonts w:ascii="Times New Roman" w:hAnsi="Times New Roman"/>
+          <w:color w:val="000000"/>
+          <w:sz w:val="26"/>
+          <w:szCs w:val="26"/>
+        </w:rPr>
+        <w:t xml:space="preserve">     </w:t>
+      </w:r>
+      <w:r>
+        <w:rPr>
+          <w:rFonts w:ascii="Times New Roman" w:hAnsi="Times New Roman"/>
+          <w:color w:val="000000"/>
+          <w:sz w:val="26"/>
+          <w:szCs w:val="26"/>
+        </w:rPr>
+        <w:t xml:space="preserve">                </w:t>
+      </w:r>
+      <w:r>
+        <w:rPr>
+          <w:rFonts w:ascii="Times New Roman" w:hAnsi="Times New Roman"/>
+          <w:color w:val="000000"/>
+          <w:sz w:val="26"/>
+          <w:szCs w:val="26"/>
+        </w:rPr>
+        <w:sym w:font="Wingdings 2" w:char="00A3"/>
+      </w:r>
+      <w:r>
+        <w:rPr>
+          <w:rFonts w:ascii="Times New Roman" w:hAnsi="Times New Roman"/>
+          <w:color w:val="000000"/>
+          <w:sz w:val="26"/>
+          <w:szCs w:val="26"/>
+        </w:rPr>
+        <w:t xml:space="preserve"> Chưa tốt nghiệp PTTH</w:t>
       </w:r>
     </w:p>
     <w:p>
@@ -3387,8 +5603,156 @@
       <w:r>
         <w:rPr>
           <w:rFonts w:ascii="Times New Roman" w:hAnsi="Times New Roman"/>
-        </w:rPr>
-        <w:t xml:space="preserve">- Họ và tên MẸ: {mother_name}  Ngày sinh: {mother_yob}</w:t>
+          <w:b/>
+          <w:color w:val="000000"/>
+          <w:sz w:val="26"/>
+          <w:szCs w:val="26"/>
+          <w:lang w:val="vi-VN"/>
+        </w:rPr>
+        <w:t xml:space="preserve">- Họ và tên </w:t>
+      </w:r>
+      <w:r>
+        <w:rPr>
+          <w:rFonts w:ascii="Times New Roman" w:hAnsi="Times New Roman"/>
+          <w:b/>
+          <w:color w:val="000000"/>
+          <w:sz w:val="26"/>
+          <w:szCs w:val="26"/>
+        </w:rPr>
+        <w:t>MẸ</w:t>
+      </w:r>
+      <w:r>
+        <w:rPr>
+          <w:rFonts w:ascii="Times New Roman" w:hAnsi="Times New Roman"/>
+          <w:color w:val="000000"/>
+          <w:sz w:val="26"/>
+          <w:szCs w:val="26"/>
+          <w:lang w:val="vi-VN"/>
+        </w:rPr>
+        <w:t>:.........................</w:t>
+      </w:r>
+      <w:r>
+        <w:rPr>
+          <w:rFonts w:ascii="Times New Roman" w:hAnsi="Times New Roman"/>
+          <w:color w:val="000000"/>
+          <w:sz w:val="26"/>
+          <w:szCs w:val="26"/>
+          <w:lang w:val="vi-VN"/>
+        </w:rPr>
+        <w:t>........……...................</w:t>
+      </w:r>
+      <w:r>
+        <w:rPr>
+          <w:rFonts w:ascii="Times New Roman" w:hAnsi="Times New Roman"/>
+          <w:color w:val="000000"/>
+          <w:sz w:val="26"/>
+          <w:szCs w:val="26"/>
+        </w:rPr>
+        <w:t>.</w:t>
+      </w:r>
+      <w:r>
+        <w:rPr>
+          <w:rFonts w:ascii="Times New Roman" w:hAnsi="Times New Roman"/>
+          <w:color w:val="000000"/>
+          <w:sz w:val="26"/>
+          <w:szCs w:val="26"/>
+        </w:rPr>
+        <w:t>.....</w:t>
+      </w:r>
+      <w:r>
+        <w:rPr>
+          <w:rFonts w:ascii="Times New Roman" w:hAnsi="Times New Roman"/>
+          <w:color w:val="000000"/>
+          <w:sz w:val="26"/>
+          <w:szCs w:val="26"/>
+        </w:rPr>
+        <w:t>N</w:t>
+      </w:r>
+      <w:r>
+        <w:rPr>
+          <w:rFonts w:ascii="Times New Roman" w:hAnsi="Times New Roman"/>
+          <w:color w:val="000000"/>
+          <w:sz w:val="26"/>
+          <w:szCs w:val="26"/>
+          <w:lang w:val="vi-VN"/>
+        </w:rPr>
+        <w:t>gày</w:t>
+      </w:r>
+      <w:r>
+        <w:rPr>
+          <w:rFonts w:ascii="Times New Roman" w:hAnsi="Times New Roman"/>
+          <w:color w:val="000000"/>
+          <w:sz w:val="26"/>
+          <w:szCs w:val="26"/>
+        </w:rPr>
+        <w:t xml:space="preserve"> </w:t>
+      </w:r>
+      <w:proofErr w:type="gramStart"/>
+      <w:r>
+        <w:rPr>
+          <w:rFonts w:ascii="Times New Roman" w:hAnsi="Times New Roman"/>
+          <w:color w:val="000000"/>
+          <w:sz w:val="26"/>
+          <w:szCs w:val="26"/>
+        </w:rPr>
+        <w:t>sinh</w:t>
+      </w:r>
+      <w:r>
+        <w:rPr>
+          <w:rFonts w:ascii="Times New Roman" w:hAnsi="Times New Roman"/>
+          <w:color w:val="000000"/>
+          <w:sz w:val="26"/>
+          <w:szCs w:val="26"/>
+          <w:lang w:val="vi-VN"/>
+        </w:rPr>
+        <w:t>:........</w:t>
+      </w:r>
+      <w:proofErr w:type="gramEnd"/>
+      <w:r>
+        <w:rPr>
+          <w:rFonts w:ascii="Times New Roman" w:hAnsi="Times New Roman"/>
+          <w:color w:val="000000"/>
+          <w:sz w:val="26"/>
+          <w:szCs w:val="26"/>
+          <w:lang w:val="vi-VN"/>
+        </w:rPr>
+        <w:t>…...............</w:t>
+      </w:r>
+      <w:r>
+        <w:rPr>
+          <w:rFonts w:ascii="Times New Roman" w:hAnsi="Times New Roman"/>
+          <w:color w:val="000000"/>
+          <w:sz w:val="26"/>
+          <w:szCs w:val="26"/>
+        </w:rPr>
+        <w:t>.....</w:t>
+      </w:r>
+      <w:r>
+        <w:rPr>
+          <w:rFonts w:ascii="Times New Roman" w:hAnsi="Times New Roman"/>
+          <w:color w:val="000000"/>
+          <w:sz w:val="26"/>
+          <w:szCs w:val="26"/>
+        </w:rPr>
+        <w:t>...</w:t>
+      </w:r>
+      <w:r>
+        <w:rPr>
+          <w:rFonts w:ascii="Times New Roman" w:hAnsi="Times New Roman"/>
+          <w:color w:val="000000"/>
+          <w:sz w:val="26"/>
+          <w:szCs w:val="26"/>
+        </w:rPr>
+        <w:t>.</w:t>
+      </w:r>
+      <w:r>
+        <w:rPr>
+          <w:rFonts w:ascii="Times New Roman" w:hAnsi="Times New Roman"/>
+          <w:color w:val="000000"/>
+          <w:sz w:val="26"/>
+          <w:szCs w:val="26"/>
+        </w:rPr>
+        <w:t>.</w:t>
       </w:r>
     </w:p>
     <w:p>
@@ -3406,9 +5770,61 @@
       <w:r>
         <w:rPr>
           <w:rFonts w:ascii="Times New Roman" w:hAnsi="Times New Roman"/>
-        </w:rPr>
-        <w:t xml:space="preserve">- Địa chỉ thường trú: {mother_address}</w:t>
-      </w:r>
+          <w:color w:val="000000"/>
+          <w:sz w:val="26"/>
+          <w:szCs w:val="26"/>
+        </w:rPr>
+        <w:t xml:space="preserve">- </w:t>
+      </w:r>
+      <w:r>
+        <w:rPr>
+          <w:rFonts w:ascii="Times New Roman" w:hAnsi="Times New Roman"/>
+          <w:color w:val="000000"/>
+          <w:sz w:val="26"/>
+          <w:szCs w:val="26"/>
+          <w:lang w:val="vi-VN"/>
+        </w:rPr>
+        <w:t xml:space="preserve">Địa chỉ thường </w:t>
+      </w:r>
+      <w:proofErr w:type="gramStart"/>
+      <w:r>
+        <w:rPr>
+          <w:rFonts w:ascii="Times New Roman" w:hAnsi="Times New Roman"/>
+          <w:color w:val="000000"/>
+          <w:sz w:val="26"/>
+          <w:szCs w:val="26"/>
+          <w:lang w:val="vi-VN"/>
+        </w:rPr>
+        <w:t>trú:.........................................................</w:t>
+      </w:r>
+      <w:r>
+        <w:rPr>
+          <w:rFonts w:ascii="Times New Roman" w:hAnsi="Times New Roman"/>
+          <w:color w:val="000000"/>
+          <w:sz w:val="26"/>
+          <w:szCs w:val="26"/>
+        </w:rPr>
+        <w:t>............................................</w:t>
+      </w:r>
+      <w:r>
+        <w:rPr>
+          <w:rFonts w:ascii="Times New Roman" w:hAnsi="Times New Roman"/>
+          <w:color w:val="000000"/>
+          <w:sz w:val="26"/>
+          <w:szCs w:val="26"/>
+        </w:rPr>
+        <w:t>.........</w:t>
+      </w:r>
+      <w:r>
+        <w:rPr>
+          <w:rFonts w:ascii="Times New Roman" w:hAnsi="Times New Roman"/>
+          <w:color w:val="000000"/>
+          <w:sz w:val="26"/>
+          <w:szCs w:val="26"/>
+        </w:rPr>
+        <w:t>.....</w:t>
+      </w:r>
+      <w:proofErr w:type="gramEnd"/>
     </w:p>
     <w:p>
       <w:pPr>
@@ -3425,8 +5841,99 @@
       <w:r>
         <w:rPr>
           <w:rFonts w:ascii="Times New Roman" w:hAnsi="Times New Roman"/>
-        </w:rPr>
-        <w:t xml:space="preserve">- Số điện thoại: {mother_phone}  Nghề nghiệp: {mother_job}</w:t>
+          <w:color w:val="000000"/>
+          <w:sz w:val="26"/>
+          <w:szCs w:val="26"/>
+        </w:rPr>
+        <w:t xml:space="preserve">- </w:t>
+      </w:r>
+      <w:r>
+        <w:rPr>
+          <w:rFonts w:ascii="Times New Roman" w:hAnsi="Times New Roman"/>
+          <w:color w:val="000000"/>
+          <w:sz w:val="26"/>
+          <w:szCs w:val="26"/>
+          <w:lang w:val="vi-VN"/>
+        </w:rPr>
+        <w:t xml:space="preserve">Số điện </w:t>
+      </w:r>
+      <w:proofErr w:type="gramStart"/>
+      <w:r>
+        <w:rPr>
+          <w:rFonts w:ascii="Times New Roman" w:hAnsi="Times New Roman"/>
+          <w:color w:val="000000"/>
+          <w:sz w:val="26"/>
+          <w:szCs w:val="26"/>
+          <w:lang w:val="vi-VN"/>
+        </w:rPr>
+        <w:t>thoại</w:t>
+      </w:r>
+      <w:r>
+        <w:rPr>
+          <w:rFonts w:ascii="Times New Roman" w:hAnsi="Times New Roman"/>
+          <w:color w:val="000000"/>
+          <w:sz w:val="26"/>
+          <w:szCs w:val="26"/>
+        </w:rPr>
+        <w:t>:</w:t>
+      </w:r>
+      <w:r>
+        <w:rPr>
+          <w:rFonts w:ascii="Times New Roman" w:hAnsi="Times New Roman"/>
+          <w:color w:val="000000"/>
+          <w:sz w:val="26"/>
+          <w:szCs w:val="26"/>
+          <w:lang w:val="vi-VN"/>
+        </w:rPr>
+        <w:t>…</w:t>
+      </w:r>
+      <w:proofErr w:type="gramEnd"/>
+      <w:r>
+        <w:rPr>
+          <w:rFonts w:ascii="Times New Roman" w:hAnsi="Times New Roman"/>
+          <w:color w:val="000000"/>
+          <w:sz w:val="26"/>
+          <w:szCs w:val="26"/>
+          <w:lang w:val="vi-VN"/>
+        </w:rPr>
+        <w:t>……………………</w:t>
+      </w:r>
+      <w:r>
+        <w:rPr>
+          <w:rFonts w:ascii="Times New Roman" w:hAnsi="Times New Roman"/>
+          <w:color w:val="000000"/>
+          <w:sz w:val="26"/>
+          <w:szCs w:val="26"/>
+        </w:rPr>
+        <w:t>…………….</w:t>
+      </w:r>
+      <w:r>
+        <w:rPr>
+          <w:rFonts w:ascii="Times New Roman" w:hAnsi="Times New Roman"/>
+          <w:color w:val="000000"/>
+          <w:sz w:val="26"/>
+          <w:szCs w:val="26"/>
+          <w:lang w:val="vi-VN"/>
+        </w:rPr>
+        <w:t>Nghề nghiệp:..............……..................</w:t>
+      </w:r>
+      <w:r>
+        <w:rPr>
+          <w:rFonts w:ascii="Times New Roman" w:hAnsi="Times New Roman"/>
+          <w:color w:val="000000"/>
+          <w:sz w:val="26"/>
+          <w:szCs w:val="26"/>
+        </w:rPr>
+        <w:t>....</w:t>
+      </w:r>
+      <w:r>
+        <w:rPr>
+          <w:rFonts w:ascii="Times New Roman" w:hAnsi="Times New Roman"/>
+          <w:color w:val="000000"/>
+          <w:sz w:val="26"/>
+          <w:szCs w:val="26"/>
+        </w:rPr>
+        <w:t>.</w:t>
       </w:r>
     </w:p>
     <w:p>
@@ -3443,8 +5950,102 @@
       <w:r>
         <w:rPr>
           <w:rFonts w:ascii="Times New Roman" w:hAnsi="Times New Roman"/>
-        </w:rPr>
-        <w:t xml:space="preserve">- Trình độ học vấn: {mother_edu_sdh} Sau đại học  {mother_edu_dh} Đại học  {mother_edu_cd} Cao đẳng  {mother_edu_tc} Trung cấp</w:t>
+          <w:color w:val="000000"/>
+          <w:sz w:val="26"/>
+          <w:szCs w:val="26"/>
+        </w:rPr>
+        <w:t xml:space="preserve">- Trình độ học vấn:  </w:t>
+      </w:r>
+      <w:r>
+        <w:rPr>
+          <w:rFonts w:ascii="Times New Roman" w:hAnsi="Times New Roman"/>
+          <w:color w:val="000000"/>
+          <w:sz w:val="26"/>
+          <w:szCs w:val="26"/>
+        </w:rPr>
+        <w:sym w:font="Wingdings 2" w:char="00A3"/>
+      </w:r>
+      <w:r>
+        <w:rPr>
+          <w:rFonts w:ascii="Times New Roman" w:hAnsi="Times New Roman"/>
+          <w:color w:val="000000"/>
+          <w:sz w:val="26"/>
+          <w:szCs w:val="26"/>
+        </w:rPr>
+        <w:t xml:space="preserve"> Sau đại học </w:t>
+      </w:r>
+      <w:r>
+        <w:rPr>
+          <w:rFonts w:ascii="Times New Roman" w:hAnsi="Times New Roman"/>
+          <w:color w:val="000000"/>
+          <w:sz w:val="26"/>
+          <w:szCs w:val="26"/>
+        </w:rPr>
+        <w:tab/>
+      </w:r>
+      <w:r>
+        <w:rPr>
+          <w:rFonts w:ascii="Times New Roman" w:hAnsi="Times New Roman"/>
+          <w:color w:val="000000"/>
+          <w:sz w:val="26"/>
+          <w:szCs w:val="26"/>
+        </w:rPr>
+        <w:sym w:font="Wingdings 2" w:char="00A3"/>
+      </w:r>
+      <w:r>
+        <w:rPr>
+          <w:rFonts w:ascii="Times New Roman" w:hAnsi="Times New Roman"/>
+          <w:color w:val="000000"/>
+          <w:sz w:val="26"/>
+          <w:szCs w:val="26"/>
+        </w:rPr>
+        <w:t xml:space="preserve"> Đại học          </w:t>
+      </w:r>
+      <w:r>
+        <w:rPr>
+          <w:rFonts w:ascii="Times New Roman" w:hAnsi="Times New Roman"/>
+          <w:color w:val="000000"/>
+          <w:sz w:val="26"/>
+          <w:szCs w:val="26"/>
+        </w:rPr>
+        <w:sym w:font="Wingdings 2" w:char="00A3"/>
+      </w:r>
+      <w:r>
+        <w:rPr>
+          <w:rFonts w:ascii="Times New Roman" w:hAnsi="Times New Roman"/>
+          <w:color w:val="000000"/>
+          <w:sz w:val="26"/>
+          <w:szCs w:val="26"/>
+        </w:rPr>
+        <w:t xml:space="preserve"> Cao đẳng       </w:t>
+      </w:r>
+      <w:r>
+        <w:rPr>
+          <w:rFonts w:ascii="Times New Roman" w:hAnsi="Times New Roman"/>
+          <w:color w:val="000000"/>
+          <w:sz w:val="26"/>
+          <w:szCs w:val="26"/>
+        </w:rPr>
+        <w:sym w:font="Wingdings 2" w:char="00A3"/>
+      </w:r>
+      <w:r>
+        <w:rPr>
+          <w:rFonts w:ascii="Times New Roman" w:hAnsi="Times New Roman"/>
+          <w:color w:val="000000"/>
+          <w:sz w:val="26"/>
+          <w:szCs w:val="26"/>
+        </w:rPr>
+        <w:t xml:space="preserve"> Trung cấp</w:t>
+      </w:r>
+      <w:r>
+        <w:rPr>
+          <w:rFonts w:ascii="Times New Roman" w:hAnsi="Times New Roman"/>
+          <w:color w:val="000000"/>
+          <w:sz w:val="26"/>
+          <w:szCs w:val="26"/>
+        </w:rPr>
+        <w:tab/>
+        <w:t xml:space="preserve">       </w:t>
       </w:r>
     </w:p>
     <w:p>
@@ -3461,8 +6062,47 @@
       <w:r>
         <w:rPr>
           <w:rFonts w:ascii="Times New Roman" w:hAnsi="Times New Roman"/>
-        </w:rPr>
-        <w:t xml:space="preserve">            {mother_edu_ptth} Phổ thông trung học                       {mother_edu_chuatn} Chưa tốt nghiệp PTTH</w:t>
+          <w:color w:val="000000"/>
+          <w:sz w:val="26"/>
+          <w:szCs w:val="26"/>
+        </w:rPr>
+        <w:t xml:space="preserve">           </w:t>
+      </w:r>
+      <w:r>
+        <w:rPr>
+          <w:rFonts w:ascii="Times New Roman" w:hAnsi="Times New Roman"/>
+          <w:color w:val="000000"/>
+          <w:sz w:val="26"/>
+          <w:szCs w:val="26"/>
+        </w:rPr>
+        <w:sym w:font="Wingdings 2" w:char="00A3"/>
+      </w:r>
+      <w:r>
+        <w:rPr>
+          <w:rFonts w:ascii="Times New Roman" w:hAnsi="Times New Roman"/>
+          <w:color w:val="000000"/>
+          <w:sz w:val="26"/>
+          <w:szCs w:val="26"/>
+        </w:rPr>
+        <w:t xml:space="preserve"> Phổ thông trung học                       </w:t>
+      </w:r>
+      <w:r>
+        <w:rPr>
+          <w:rFonts w:ascii="Times New Roman" w:hAnsi="Times New Roman"/>
+          <w:color w:val="000000"/>
+          <w:sz w:val="26"/>
+          <w:szCs w:val="26"/>
+        </w:rPr>
+        <w:sym w:font="Wingdings 2" w:char="00A3"/>
+      </w:r>
+      <w:r>
+        <w:rPr>
+          <w:rFonts w:ascii="Times New Roman" w:hAnsi="Times New Roman"/>
+          <w:color w:val="000000"/>
+          <w:sz w:val="26"/>
+          <w:szCs w:val="26"/>
+        </w:rPr>
+        <w:t xml:space="preserve"> Chưa tốt nghiệp PTTH</w:t>
       </w:r>
     </w:p>
     <w:p>
@@ -3480,8 +6120,119 @@
       <w:r>
         <w:rPr>
           <w:rFonts w:ascii="Times New Roman" w:hAnsi="Times New Roman"/>
-        </w:rPr>
-        <w:t xml:space="preserve">- Họ và tên CHỒNG/VỢ: {spouse_name}  Ngày sinh: {spouse_yob}</w:t>
+          <w:b/>
+          <w:color w:val="000000"/>
+          <w:sz w:val="26"/>
+          <w:szCs w:val="26"/>
+          <w:lang w:val="vi-VN"/>
+        </w:rPr>
+        <w:t xml:space="preserve">- Họ và tên </w:t>
+      </w:r>
+      <w:r>
+        <w:rPr>
+          <w:rFonts w:ascii="Times New Roman" w:hAnsi="Times New Roman"/>
+          <w:b/>
+          <w:color w:val="000000"/>
+          <w:sz w:val="26"/>
+          <w:szCs w:val="26"/>
+        </w:rPr>
+        <w:t>CHỒNG/VỢ</w:t>
+      </w:r>
+      <w:r>
+        <w:rPr>
+          <w:rFonts w:ascii="Times New Roman" w:hAnsi="Times New Roman"/>
+          <w:color w:val="000000"/>
+          <w:sz w:val="26"/>
+          <w:szCs w:val="26"/>
+          <w:lang w:val="vi-VN"/>
+        </w:rPr>
+        <w:t>:....................…….........................</w:t>
+      </w:r>
+      <w:r>
+        <w:rPr>
+          <w:rFonts w:ascii="Times New Roman" w:hAnsi="Times New Roman"/>
+          <w:color w:val="000000"/>
+          <w:sz w:val="26"/>
+          <w:szCs w:val="26"/>
+        </w:rPr>
+        <w:t xml:space="preserve">..... </w:t>
+      </w:r>
+      <w:r>
+        <w:rPr>
+          <w:rFonts w:ascii="Times New Roman" w:hAnsi="Times New Roman"/>
+          <w:color w:val="000000"/>
+          <w:sz w:val="26"/>
+          <w:szCs w:val="26"/>
+        </w:rPr>
+        <w:t>N</w:t>
+      </w:r>
+      <w:r>
+        <w:rPr>
+          <w:rFonts w:ascii="Times New Roman" w:hAnsi="Times New Roman"/>
+          <w:color w:val="000000"/>
+          <w:sz w:val="26"/>
+          <w:szCs w:val="26"/>
+          <w:lang w:val="vi-VN"/>
+        </w:rPr>
+        <w:t>gày</w:t>
+      </w:r>
+      <w:r>
+        <w:rPr>
+          <w:rFonts w:ascii="Times New Roman" w:hAnsi="Times New Roman"/>
+          <w:color w:val="000000"/>
+          <w:sz w:val="26"/>
+          <w:szCs w:val="26"/>
+        </w:rPr>
+        <w:t xml:space="preserve"> </w:t>
+      </w:r>
+      <w:proofErr w:type="gramStart"/>
+      <w:r>
+        <w:rPr>
+          <w:rFonts w:ascii="Times New Roman" w:hAnsi="Times New Roman"/>
+          <w:color w:val="000000"/>
+          <w:sz w:val="26"/>
+          <w:szCs w:val="26"/>
+        </w:rPr>
+        <w:t>sinh</w:t>
+      </w:r>
+      <w:r>
+        <w:rPr>
+          <w:rFonts w:ascii="Times New Roman" w:hAnsi="Times New Roman"/>
+          <w:color w:val="000000"/>
+          <w:sz w:val="26"/>
+          <w:szCs w:val="26"/>
+          <w:lang w:val="vi-VN"/>
+        </w:rPr>
+        <w:t>:........</w:t>
+      </w:r>
+      <w:proofErr w:type="gramEnd"/>
+      <w:r>
+        <w:rPr>
+          <w:rFonts w:ascii="Times New Roman" w:hAnsi="Times New Roman"/>
+          <w:color w:val="000000"/>
+          <w:sz w:val="26"/>
+          <w:szCs w:val="26"/>
+          <w:lang w:val="vi-VN"/>
+        </w:rPr>
+        <w:t>…............</w:t>
+      </w:r>
+      <w:r>
+        <w:rPr>
+          <w:rFonts w:ascii="Times New Roman" w:hAnsi="Times New Roman"/>
+          <w:color w:val="000000"/>
+          <w:sz w:val="26"/>
+          <w:szCs w:val="26"/>
+        </w:rPr>
+        <w:t>..</w:t>
+      </w:r>
+      <w:r>
+        <w:rPr>
+          <w:rFonts w:ascii="Times New Roman" w:hAnsi="Times New Roman"/>
+          <w:color w:val="000000"/>
+          <w:sz w:val="26"/>
+          <w:szCs w:val="26"/>
+        </w:rPr>
+        <w:t>...</w:t>
       </w:r>
     </w:p>
     <w:p>
@@ -3499,9 +6250,71 @@
       <w:r>
         <w:rPr>
           <w:rFonts w:ascii="Times New Roman" w:hAnsi="Times New Roman"/>
-        </w:rPr>
-        <w:t xml:space="preserve">- Địa chỉ thường trú: {spouse_address}</w:t>
-      </w:r>
+          <w:color w:val="000000"/>
+          <w:sz w:val="26"/>
+          <w:szCs w:val="26"/>
+        </w:rPr>
+        <w:lastRenderedPageBreak/>
+        <w:t xml:space="preserve">- </w:t>
+      </w:r>
+      <w:r>
+        <w:rPr>
+          <w:rFonts w:ascii="Times New Roman" w:hAnsi="Times New Roman"/>
+          <w:color w:val="000000"/>
+          <w:sz w:val="26"/>
+          <w:szCs w:val="26"/>
+          <w:lang w:val="vi-VN"/>
+        </w:rPr>
+        <w:t xml:space="preserve">Địa chỉ thường </w:t>
+      </w:r>
+      <w:proofErr w:type="gramStart"/>
+      <w:r>
+        <w:rPr>
+          <w:rFonts w:ascii="Times New Roman" w:hAnsi="Times New Roman"/>
+          <w:color w:val="000000"/>
+          <w:sz w:val="26"/>
+          <w:szCs w:val="26"/>
+          <w:lang w:val="vi-VN"/>
+        </w:rPr>
+        <w:t>trú:.........................................................</w:t>
+      </w:r>
+      <w:r>
+        <w:rPr>
+          <w:rFonts w:ascii="Times New Roman" w:hAnsi="Times New Roman"/>
+          <w:color w:val="000000"/>
+          <w:sz w:val="26"/>
+          <w:szCs w:val="26"/>
+        </w:rPr>
+        <w:t>..................................................</w:t>
+      </w:r>
+      <w:r>
+        <w:rPr>
+          <w:rFonts w:ascii="Times New Roman" w:hAnsi="Times New Roman"/>
+          <w:color w:val="000000"/>
+          <w:sz w:val="26"/>
+          <w:szCs w:val="26"/>
+        </w:rPr>
+        <w:t>.....</w:t>
+      </w:r>
+      <w:r>
+        <w:rPr>
+          <w:rFonts w:ascii="Times New Roman" w:hAnsi="Times New Roman"/>
+          <w:color w:val="000000"/>
+          <w:sz w:val="26"/>
+          <w:szCs w:val="26"/>
+        </w:rPr>
+        <w:t>...</w:t>
+      </w:r>
+      <w:r>
+        <w:rPr>
+          <w:rFonts w:ascii="Times New Roman" w:hAnsi="Times New Roman"/>
+          <w:color w:val="000000"/>
+          <w:sz w:val="26"/>
+          <w:szCs w:val="26"/>
+        </w:rPr>
+        <w:t>.</w:t>
+      </w:r>
+      <w:proofErr w:type="gramEnd"/>
     </w:p>
     <w:p>
       <w:pPr>
@@ -3518,8 +6331,127 @@
       <w:r>
         <w:rPr>
           <w:rFonts w:ascii="Times New Roman" w:hAnsi="Times New Roman"/>
-        </w:rPr>
-        <w:t xml:space="preserve">- Số điện thoại: {spouse_phone}  Nghề nghiệp: {spouse_job}</w:t>
+          <w:color w:val="000000"/>
+          <w:sz w:val="26"/>
+          <w:szCs w:val="26"/>
+        </w:rPr>
+        <w:t xml:space="preserve">- </w:t>
+      </w:r>
+      <w:r>
+        <w:rPr>
+          <w:rFonts w:ascii="Times New Roman" w:hAnsi="Times New Roman"/>
+          <w:color w:val="000000"/>
+          <w:sz w:val="26"/>
+          <w:szCs w:val="26"/>
+          <w:lang w:val="vi-VN"/>
+        </w:rPr>
+        <w:t xml:space="preserve">Số điện </w:t>
+      </w:r>
+      <w:proofErr w:type="gramStart"/>
+      <w:r>
+        <w:rPr>
+          <w:rFonts w:ascii="Times New Roman" w:hAnsi="Times New Roman"/>
+          <w:color w:val="000000"/>
+          <w:sz w:val="26"/>
+          <w:szCs w:val="26"/>
+          <w:lang w:val="vi-VN"/>
+        </w:rPr>
+        <w:t>thoại</w:t>
+      </w:r>
+      <w:r>
+        <w:rPr>
+          <w:rFonts w:ascii="Times New Roman" w:hAnsi="Times New Roman"/>
+          <w:color w:val="000000"/>
+          <w:sz w:val="26"/>
+          <w:szCs w:val="26"/>
+        </w:rPr>
+        <w:t>:</w:t>
+      </w:r>
+      <w:r>
+        <w:rPr>
+          <w:rFonts w:ascii="Times New Roman" w:hAnsi="Times New Roman"/>
+          <w:color w:val="000000"/>
+          <w:sz w:val="26"/>
+          <w:szCs w:val="26"/>
+          <w:lang w:val="vi-VN"/>
+        </w:rPr>
+        <w:t>…</w:t>
+      </w:r>
+      <w:proofErr w:type="gramEnd"/>
+      <w:r>
+        <w:rPr>
+          <w:rFonts w:ascii="Times New Roman" w:hAnsi="Times New Roman"/>
+          <w:color w:val="000000"/>
+          <w:sz w:val="26"/>
+          <w:szCs w:val="26"/>
+          <w:lang w:val="vi-VN"/>
+        </w:rPr>
+        <w:t>……………………</w:t>
+      </w:r>
+      <w:r>
+        <w:rPr>
+          <w:rFonts w:ascii="Times New Roman" w:hAnsi="Times New Roman"/>
+          <w:color w:val="000000"/>
+          <w:sz w:val="26"/>
+          <w:szCs w:val="26"/>
+        </w:rPr>
+        <w:t>……</w:t>
+      </w:r>
+      <w:r>
+        <w:rPr>
+          <w:rFonts w:ascii="Times New Roman" w:hAnsi="Times New Roman"/>
+          <w:color w:val="000000"/>
+          <w:sz w:val="26"/>
+          <w:szCs w:val="26"/>
+          <w:lang w:val="vi-VN"/>
+        </w:rPr>
+        <w:t xml:space="preserve"> </w:t>
+      </w:r>
+      <w:r>
+        <w:rPr>
+          <w:rFonts w:ascii="Times New Roman" w:hAnsi="Times New Roman"/>
+          <w:color w:val="000000"/>
+          <w:sz w:val="26"/>
+          <w:szCs w:val="26"/>
+          <w:lang w:val="vi-VN"/>
+        </w:rPr>
+        <w:t>Nghề nghiệp:..............……......................</w:t>
+      </w:r>
+      <w:r>
+        <w:rPr>
+          <w:rFonts w:ascii="Times New Roman" w:hAnsi="Times New Roman"/>
+          <w:color w:val="000000"/>
+          <w:sz w:val="26"/>
+          <w:szCs w:val="26"/>
+        </w:rPr>
+        <w:t>.....</w:t>
+      </w:r>
+      <w:r>
+        <w:rPr>
+          <w:rFonts w:ascii="Times New Roman" w:hAnsi="Times New Roman"/>
+          <w:color w:val="000000"/>
+          <w:sz w:val="26"/>
+          <w:szCs w:val="26"/>
+        </w:rPr>
+        <w:t>...</w:t>
+      </w:r>
+      <w:r>
+        <w:rPr>
+          <w:rFonts w:ascii="Times New Roman" w:hAnsi="Times New Roman"/>
+          <w:color w:val="000000"/>
+          <w:sz w:val="26"/>
+          <w:szCs w:val="26"/>
+        </w:rPr>
+        <w:t>.</w:t>
+      </w:r>
+      <w:r>
+        <w:rPr>
+          <w:rFonts w:ascii="Times New Roman" w:hAnsi="Times New Roman"/>
+          <w:color w:val="000000"/>
+          <w:sz w:val="26"/>
+          <w:szCs w:val="26"/>
+        </w:rPr>
+        <w:t>....</w:t>
       </w:r>
     </w:p>
     <w:p>
@@ -3536,8 +6468,102 @@
       <w:r>
         <w:rPr>
           <w:rFonts w:ascii="Times New Roman" w:hAnsi="Times New Roman"/>
-        </w:rPr>
-        <w:t xml:space="preserve">- Trình độ học vấn: {spouse_edu_sdh} Sau đại học  {spouse_edu_dh} Đại học  {spouse_edu_cd} Cao đẳng  {spouse_edu_tc} Trung cấp</w:t>
+          <w:color w:val="000000"/>
+          <w:sz w:val="26"/>
+          <w:szCs w:val="26"/>
+        </w:rPr>
+        <w:t xml:space="preserve">- Trình độ học vấn:  </w:t>
+      </w:r>
+      <w:r>
+        <w:rPr>
+          <w:rFonts w:ascii="Times New Roman" w:hAnsi="Times New Roman"/>
+          <w:color w:val="000000"/>
+          <w:sz w:val="26"/>
+          <w:szCs w:val="26"/>
+        </w:rPr>
+        <w:sym w:font="Wingdings 2" w:char="00A3"/>
+      </w:r>
+      <w:r>
+        <w:rPr>
+          <w:rFonts w:ascii="Times New Roman" w:hAnsi="Times New Roman"/>
+          <w:color w:val="000000"/>
+          <w:sz w:val="26"/>
+          <w:szCs w:val="26"/>
+        </w:rPr>
+        <w:t xml:space="preserve"> Sau đại học </w:t>
+      </w:r>
+      <w:r>
+        <w:rPr>
+          <w:rFonts w:ascii="Times New Roman" w:hAnsi="Times New Roman"/>
+          <w:color w:val="000000"/>
+          <w:sz w:val="26"/>
+          <w:szCs w:val="26"/>
+        </w:rPr>
+        <w:tab/>
+      </w:r>
+      <w:r>
+        <w:rPr>
+          <w:rFonts w:ascii="Times New Roman" w:hAnsi="Times New Roman"/>
+          <w:color w:val="000000"/>
+          <w:sz w:val="26"/>
+          <w:szCs w:val="26"/>
+        </w:rPr>
+        <w:sym w:font="Wingdings 2" w:char="00A3"/>
+      </w:r>
+      <w:r>
+        <w:rPr>
+          <w:rFonts w:ascii="Times New Roman" w:hAnsi="Times New Roman"/>
+          <w:color w:val="000000"/>
+          <w:sz w:val="26"/>
+          <w:szCs w:val="26"/>
+        </w:rPr>
+        <w:t xml:space="preserve"> Đại học          </w:t>
+      </w:r>
+      <w:r>
+        <w:rPr>
+          <w:rFonts w:ascii="Times New Roman" w:hAnsi="Times New Roman"/>
+          <w:color w:val="000000"/>
+          <w:sz w:val="26"/>
+          <w:szCs w:val="26"/>
+        </w:rPr>
+        <w:sym w:font="Wingdings 2" w:char="00A3"/>
+      </w:r>
+      <w:r>
+        <w:rPr>
+          <w:rFonts w:ascii="Times New Roman" w:hAnsi="Times New Roman"/>
+          <w:color w:val="000000"/>
+          <w:sz w:val="26"/>
+          <w:szCs w:val="26"/>
+        </w:rPr>
+        <w:t xml:space="preserve"> Cao đẳng       </w:t>
+      </w:r>
+      <w:r>
+        <w:rPr>
+          <w:rFonts w:ascii="Times New Roman" w:hAnsi="Times New Roman"/>
+          <w:color w:val="000000"/>
+          <w:sz w:val="26"/>
+          <w:szCs w:val="26"/>
+        </w:rPr>
+        <w:sym w:font="Wingdings 2" w:char="00A3"/>
+      </w:r>
+      <w:r>
+        <w:rPr>
+          <w:rFonts w:ascii="Times New Roman" w:hAnsi="Times New Roman"/>
+          <w:color w:val="000000"/>
+          <w:sz w:val="26"/>
+          <w:szCs w:val="26"/>
+        </w:rPr>
+        <w:t xml:space="preserve"> Trung cấp</w:t>
+      </w:r>
+      <w:r>
+        <w:rPr>
+          <w:rFonts w:ascii="Times New Roman" w:hAnsi="Times New Roman"/>
+          <w:color w:val="000000"/>
+          <w:sz w:val="26"/>
+          <w:szCs w:val="26"/>
+        </w:rPr>
+        <w:tab/>
+        <w:t xml:space="preserve">       </w:t>
       </w:r>
     </w:p>
     <w:p>
@@ -3554,8 +6580,47 @@
       <w:r>
         <w:rPr>
           <w:rFonts w:ascii="Times New Roman" w:hAnsi="Times New Roman"/>
-        </w:rPr>
-        <w:t xml:space="preserve">            {spouse_edu_ptth} Phổ thông trung học                       {spouse_edu_chuatn} Chưa tốt nghiệp PTTH</w:t>
+          <w:color w:val="000000"/>
+          <w:sz w:val="26"/>
+          <w:szCs w:val="26"/>
+        </w:rPr>
+        <w:t xml:space="preserve">           </w:t>
+      </w:r>
+      <w:r>
+        <w:rPr>
+          <w:rFonts w:ascii="Times New Roman" w:hAnsi="Times New Roman"/>
+          <w:color w:val="000000"/>
+          <w:sz w:val="26"/>
+          <w:szCs w:val="26"/>
+        </w:rPr>
+        <w:sym w:font="Wingdings 2" w:char="00A3"/>
+      </w:r>
+      <w:r>
+        <w:rPr>
+          <w:rFonts w:ascii="Times New Roman" w:hAnsi="Times New Roman"/>
+          <w:color w:val="000000"/>
+          <w:sz w:val="26"/>
+          <w:szCs w:val="26"/>
+        </w:rPr>
+        <w:t xml:space="preserve"> Phổ thông trung học                       </w:t>
+      </w:r>
+      <w:r>
+        <w:rPr>
+          <w:rFonts w:ascii="Times New Roman" w:hAnsi="Times New Roman"/>
+          <w:color w:val="000000"/>
+          <w:sz w:val="26"/>
+          <w:szCs w:val="26"/>
+        </w:rPr>
+        <w:sym w:font="Wingdings 2" w:char="00A3"/>
+      </w:r>
+      <w:r>
+        <w:rPr>
+          <w:rFonts w:ascii="Times New Roman" w:hAnsi="Times New Roman"/>
+          <w:color w:val="000000"/>
+          <w:sz w:val="26"/>
+          <w:szCs w:val="26"/>
+        </w:rPr>
+        <w:t xml:space="preserve"> Chưa tốt nghiệp PTTH</w:t>
       </w:r>
     </w:p>
     <w:p>
@@ -3740,11 +6805,71 @@
                 <w:szCs w:val="26"/>
               </w:rPr>
             </w:pPr>
+            <w:proofErr w:type="gramStart"/>
             <w:r>
               <w:rPr>
                 <w:rFonts w:ascii="Times New Roman" w:hAnsi="Times New Roman"/>
-              </w:rPr>
-              <w:t xml:space="preserve">{footer_date}</w:t>
+                <w:i/>
+                <w:color w:val="000000"/>
+                <w:sz w:val="26"/>
+                <w:szCs w:val="26"/>
+              </w:rPr>
+              <w:t>…..</w:t>
+            </w:r>
+            <w:proofErr w:type="gramEnd"/>
+            <w:r>
+              <w:rPr>
+                <w:rFonts w:ascii="Times New Roman" w:hAnsi="Times New Roman"/>
+                <w:i/>
+                <w:color w:val="000000"/>
+                <w:sz w:val="26"/>
+                <w:szCs w:val="26"/>
+                <w:lang w:val="vi-VN"/>
+              </w:rPr>
+              <w:t>………..</w:t>
+            </w:r>
+            <w:r>
+              <w:rPr>
+                <w:rFonts w:ascii="Times New Roman" w:hAnsi="Times New Roman"/>
+                <w:i/>
+                <w:color w:val="000000"/>
+                <w:sz w:val="26"/>
+                <w:szCs w:val="26"/>
+                <w:lang w:val="vi-VN"/>
+              </w:rPr>
+              <w:t>.,</w:t>
+            </w:r>
+            <w:r>
+              <w:rPr>
+                <w:rFonts w:ascii="Times New Roman" w:hAnsi="Times New Roman"/>
+                <w:i/>
+                <w:color w:val="000000"/>
+                <w:sz w:val="26"/>
+                <w:szCs w:val="26"/>
+                <w:lang w:val="vi-VN"/>
+              </w:rPr>
+              <w:t xml:space="preserve"> ngày .......... tháng …... năm </w:t>
+            </w:r>
+            <w:r>
+              <w:rPr>
+                <w:rFonts w:ascii="Times New Roman" w:hAnsi="Times New Roman"/>
+                <w:i/>
+                <w:color w:val="000000"/>
+                <w:sz w:val="26"/>
+                <w:szCs w:val="26"/>
+                <w:lang w:val="vi-VN"/>
+              </w:rPr>
+              <w:t>20...</w:t>
+            </w:r>
+            <w:r>
+              <w:rPr>
+                <w:rFonts w:ascii="Times New Roman" w:hAnsi="Times New Roman"/>
+                <w:i/>
+                <w:color w:val="000000"/>
+                <w:sz w:val="26"/>
+                <w:szCs w:val="26"/>
+              </w:rPr>
+              <w:t>..</w:t>
             </w:r>
           </w:p>
           <w:p>
@@ -3765,8 +6890,14 @@
             <w:r>
               <w:rPr>
                 <w:rFonts w:ascii="Times New Roman" w:hAnsi="Times New Roman"/>
-              </w:rPr>
-              <w:t xml:space="preserve">Ký tên</w:t>
+                <w:b/>
+                <w:bCs/>
+                <w:color w:val="000000"/>
+                <w:sz w:val="26"/>
+                <w:szCs w:val="26"/>
+                <w:lang w:val="vi-VN"/>
+              </w:rPr>
+              <w:t>Ký tên</w:t>
             </w:r>
           </w:p>
           <w:p>
@@ -3785,8 +6916,12 @@
             <w:r>
               <w:rPr>
                 <w:rFonts w:ascii="Times New Roman" w:hAnsi="Times New Roman"/>
-              </w:rPr>
-              <w:t xml:space="preserve">(Ký và ghi rõ họ tên){footer_sig_dots}</w:t>
+                <w:bCs/>
+                <w:color w:val="000000"/>
+                <w:sz w:val="26"/>
+                <w:szCs w:val="26"/>
+              </w:rPr>
+              <w:t>(Ký và ghi rõ họ tên)</w:t>
             </w:r>
           </w:p>
         </w:tc>
@@ -3819,9 +6954,9 @@
       </w:pPr>
     </w:p>
     <w:sectPr>
-      <w:headerReference w:type="even" ns9:id="rId8"/>
-      <w:footerReference w:type="even" ns9:id="rId9"/>
-      <w:footerReference w:type="default" ns9:id="rId10"/>
+      <w:headerReference w:type="even" r:id="rId8"/>
+      <w:footerReference w:type="even" r:id="rId9"/>
+      <w:footerReference w:type="default" r:id="rId10"/>
       <w:pgSz w:w="11907" w:h="16840"/>
       <w:pgMar w:top="1134" w:right="1134" w:bottom="1134" w:left="1134" w:header="720" w:footer="720" w:gutter="0"/>
       <w:paperSrc w:first="1" w:other="1"/>
